--- a/zht/docx/008.content.docx
+++ b/zht/docx/008.content.docx
@@ -494,90 +494,66 @@
           <w:lang w:val="zh_TW" w:bidi="zh_TW"/>
         </w:rPr>
       </w:r>
-      <w:hyperlink r:id="rId13">
-        <w:r>
-          <w:rPr>
-            <w:lang w:val="zh_TW" w:bidi="zh_TW"/>
-          </w:rPr>
-          <w:rPr>
-            <w:color w:val="0000EE"/>
-            <w:u w:val="single"/>
-          </w:rPr>
-          <w:t>使徒行傳20:19</w:t>
-        </w:r>
-      </w:hyperlink>
-    </w:p>
-    <w:p>
-      <w:pPr>
-        <w:pStyle w:val="ListBullet"/>
-        <w:spacing w:line="240" w:lineRule="auto"/>
-        <w:ind w:left="720"/>
-      </w:pPr>
-      <w:r>
-        <w:rPr>
-          <w:lang w:val="zh_TW" w:bidi="zh_TW"/>
-        </w:rPr>
-      </w:r>
-      <w:hyperlink r:id="rId14">
-        <w:r>
-          <w:rPr>
-            <w:lang w:val="zh_TW" w:bidi="zh_TW"/>
-          </w:rPr>
-          <w:rPr>
-            <w:color w:val="0000EE"/>
-            <w:u w:val="single"/>
-          </w:rPr>
-          <w:t>以西結書17:14</w:t>
-        </w:r>
-      </w:hyperlink>
-    </w:p>
-    <w:p>
-      <w:pPr>
-        <w:pStyle w:val="ListBullet"/>
-        <w:spacing w:line="240" w:lineRule="auto"/>
-        <w:ind w:left="720"/>
-      </w:pPr>
-      <w:r>
-        <w:rPr>
-          <w:lang w:val="zh_TW" w:bidi="zh_TW"/>
-        </w:rPr>
-      </w:r>
-      <w:hyperlink r:id="rId15">
-        <w:r>
-          <w:rPr>
-            <w:lang w:val="zh_TW" w:bidi="zh_TW"/>
-          </w:rPr>
-          <w:rPr>
-            <w:color w:val="0000EE"/>
-            <w:u w:val="single"/>
-          </w:rPr>
-          <w:t>路加福音1:48–49</w:t>
-        </w:r>
-      </w:hyperlink>
-    </w:p>
-    <w:p>
-      <w:pPr>
-        <w:pStyle w:val="ListBullet"/>
-        <w:spacing w:line="240" w:lineRule="auto"/>
-        <w:ind w:left="720"/>
-      </w:pPr>
-      <w:r>
-        <w:rPr>
-          <w:lang w:val="zh_TW" w:bidi="zh_TW"/>
-        </w:rPr>
-      </w:r>
-      <w:hyperlink r:id="rId16">
-        <w:r>
-          <w:rPr>
-            <w:lang w:val="zh_TW" w:bidi="zh_TW"/>
-          </w:rPr>
-          <w:rPr>
-            <w:color w:val="0000EE"/>
-            <w:u w:val="single"/>
-          </w:rPr>
-          <w:t>羅馬書12:16</w:t>
-        </w:r>
-      </w:hyperlink>
+      <w:r>
+        <w:rPr>
+          <w:lang w:val="zh_TW" w:bidi="zh_TW"/>
+        </w:rPr>
+        <w:t>使徒行傳20:19</w:t>
+      </w:r>
+    </w:p>
+    <w:p>
+      <w:pPr>
+        <w:pStyle w:val="ListBullet"/>
+        <w:spacing w:line="240" w:lineRule="auto"/>
+        <w:ind w:left="720"/>
+      </w:pPr>
+      <w:r>
+        <w:rPr>
+          <w:lang w:val="zh_TW" w:bidi="zh_TW"/>
+        </w:rPr>
+      </w:r>
+      <w:r>
+        <w:rPr>
+          <w:lang w:val="zh_TW" w:bidi="zh_TW"/>
+        </w:rPr>
+        <w:t>以西結書17:14</w:t>
+      </w:r>
+    </w:p>
+    <w:p>
+      <w:pPr>
+        <w:pStyle w:val="ListBullet"/>
+        <w:spacing w:line="240" w:lineRule="auto"/>
+        <w:ind w:left="720"/>
+      </w:pPr>
+      <w:r>
+        <w:rPr>
+          <w:lang w:val="zh_TW" w:bidi="zh_TW"/>
+        </w:rPr>
+      </w:r>
+      <w:r>
+        <w:rPr>
+          <w:lang w:val="zh_TW" w:bidi="zh_TW"/>
+        </w:rPr>
+        <w:t>路加福音1:48–49</w:t>
+      </w:r>
+    </w:p>
+    <w:p>
+      <w:pPr>
+        <w:pStyle w:val="ListBullet"/>
+        <w:spacing w:line="240" w:lineRule="auto"/>
+        <w:ind w:left="720"/>
+      </w:pPr>
+      <w:r>
+        <w:rPr>
+          <w:lang w:val="zh_TW" w:bidi="zh_TW"/>
+        </w:rPr>
+      </w:r>
+      <w:r>
+        <w:rPr>
+          <w:lang w:val="zh_TW" w:bidi="zh_TW"/>
+        </w:rPr>
+        <w:t>羅馬書12:16</w:t>
+      </w:r>
     </w:p>
     <w:p>
       <w:pPr>
@@ -822,114 +798,84 @@
           <w:lang w:val="zh_TW" w:bidi="zh_TW"/>
         </w:rPr>
       </w:r>
-      <w:hyperlink r:id="rId17">
-        <w:r>
-          <w:rPr>
-            <w:lang w:val="zh_TW" w:bidi="zh_TW"/>
-          </w:rPr>
-          <w:rPr>
-            <w:color w:val="0000EE"/>
-            <w:u w:val="single"/>
-          </w:rPr>
-          <w:t>使徒行傳7:52</w:t>
-        </w:r>
-      </w:hyperlink>
-    </w:p>
-    <w:p>
-      <w:pPr>
-        <w:pStyle w:val="ListBullet"/>
-        <w:spacing w:line="240" w:lineRule="auto"/>
-        <w:ind w:left="720"/>
-      </w:pPr>
-      <w:r>
-        <w:rPr>
-          <w:lang w:val="zh_TW" w:bidi="zh_TW"/>
-        </w:rPr>
-      </w:r>
-      <w:hyperlink r:id="rId18">
-        <w:r>
-          <w:rPr>
-            <w:lang w:val="zh_TW" w:bidi="zh_TW"/>
-          </w:rPr>
-          <w:rPr>
-            <w:color w:val="0000EE"/>
-            <w:u w:val="single"/>
-          </w:rPr>
-          <w:t>約翰福音6:64</w:t>
-        </w:r>
-      </w:hyperlink>
-    </w:p>
-    <w:p>
-      <w:pPr>
-        <w:pStyle w:val="ListBullet"/>
-        <w:spacing w:line="240" w:lineRule="auto"/>
-        <w:ind w:left="720"/>
-      </w:pPr>
-      <w:r>
-        <w:rPr>
-          <w:lang w:val="zh_TW" w:bidi="zh_TW"/>
-        </w:rPr>
-      </w:r>
-      <w:hyperlink r:id="rId19">
-        <w:r>
-          <w:rPr>
-            <w:lang w:val="zh_TW" w:bidi="zh_TW"/>
-          </w:rPr>
-          <w:rPr>
-            <w:color w:val="0000EE"/>
-            <w:u w:val="single"/>
-          </w:rPr>
-          <w:t>約翰福音13:22</w:t>
-        </w:r>
-      </w:hyperlink>
-    </w:p>
-    <w:p>
-      <w:pPr>
-        <w:pStyle w:val="ListBullet"/>
-        <w:spacing w:line="240" w:lineRule="auto"/>
-        <w:ind w:left="720"/>
-      </w:pPr>
-      <w:r>
-        <w:rPr>
-          <w:lang w:val="zh_TW" w:bidi="zh_TW"/>
-        </w:rPr>
-      </w:r>
-      <w:hyperlink r:id="rId20">
-        <w:r>
-          <w:rPr>
-            <w:lang w:val="zh_TW" w:bidi="zh_TW"/>
-          </w:rPr>
-          <w:rPr>
-            <w:color w:val="0000EE"/>
-            <w:u w:val="single"/>
-          </w:rPr>
-          <w:t>馬太福音10:4</w:t>
-        </w:r>
-      </w:hyperlink>
-    </w:p>
-    <w:p>
-      <w:pPr>
-        <w:pStyle w:val="ListBullet"/>
-        <w:spacing w:line="240" w:lineRule="auto"/>
-        <w:ind w:left="720"/>
-      </w:pPr>
-      <w:r>
-        <w:rPr>
-          <w:lang w:val="zh_TW" w:bidi="zh_TW"/>
-        </w:rPr>
-      </w:r>
-      <w:hyperlink r:id="rId21">
-        <w:r>
-          <w:rPr>
-            <w:lang w:val="zh_TW" w:bidi="zh_TW"/>
-          </w:rPr>
-          <w:rPr>
-            <w:color w:val="0000EE"/>
-            <w:u w:val="single"/>
-          </w:rPr>
-          <w:t>馬太福音26:22</w:t>
-        </w:r>
-      </w:hyperlink>
+      <w:r>
+        <w:rPr>
+          <w:lang w:val="zh_TW" w:bidi="zh_TW"/>
+        </w:rPr>
+        <w:t>使徒行傳7:52</w:t>
+      </w:r>
+    </w:p>
+    <w:p>
+      <w:pPr>
+        <w:pStyle w:val="ListBullet"/>
+        <w:spacing w:line="240" w:lineRule="auto"/>
+        <w:ind w:left="720"/>
+      </w:pPr>
+      <w:r>
+        <w:rPr>
+          <w:lang w:val="zh_TW" w:bidi="zh_TW"/>
+        </w:rPr>
+      </w:r>
+      <w:r>
+        <w:rPr>
+          <w:lang w:val="zh_TW" w:bidi="zh_TW"/>
+        </w:rPr>
+        <w:t>約翰福音6:64</w:t>
+      </w:r>
+    </w:p>
+    <w:p>
+      <w:pPr>
+        <w:pStyle w:val="ListBullet"/>
+        <w:spacing w:line="240" w:lineRule="auto"/>
+        <w:ind w:left="720"/>
+      </w:pPr>
+      <w:r>
+        <w:rPr>
+          <w:lang w:val="zh_TW" w:bidi="zh_TW"/>
+        </w:rPr>
+      </w:r>
+      <w:r>
+        <w:rPr>
+          <w:lang w:val="zh_TW" w:bidi="zh_TW"/>
+        </w:rPr>
+        <w:t>約翰福音13:22</w:t>
+      </w:r>
+    </w:p>
+    <w:p>
+      <w:pPr>
+        <w:pStyle w:val="ListBullet"/>
+        <w:spacing w:line="240" w:lineRule="auto"/>
+        <w:ind w:left="720"/>
+      </w:pPr>
+      <w:r>
+        <w:rPr>
+          <w:lang w:val="zh_TW" w:bidi="zh_TW"/>
+        </w:rPr>
+      </w:r>
+      <w:r>
+        <w:rPr>
+          <w:lang w:val="zh_TW" w:bidi="zh_TW"/>
+        </w:rPr>
+        <w:t>馬太福音10:4</w:t>
+      </w:r>
+    </w:p>
+    <w:p>
+      <w:pPr>
+        <w:pStyle w:val="ListBullet"/>
+        <w:spacing w:line="240" w:lineRule="auto"/>
+        <w:ind w:left="720"/>
+      </w:pPr>
+      <w:r>
+        <w:rPr>
+          <w:lang w:val="zh_TW" w:bidi="zh_TW"/>
+        </w:rPr>
+      </w:r>
+      <w:r>
+        <w:rPr>
+          <w:lang w:val="zh_TW" w:bidi="zh_TW"/>
+        </w:rPr>
+        <w:t>馬太福音26:22</w:t>
+      </w:r>
     </w:p>
     <w:p>
       <w:pPr>
@@ -1699,114 +1645,84 @@
           <w:lang w:val="zh_TW" w:bidi="zh_TW"/>
         </w:rPr>
       </w:r>
-      <w:hyperlink r:id="rId22">
-        <w:r>
-          <w:rPr>
-            <w:lang w:val="zh_TW" w:bidi="zh_TW"/>
-          </w:rPr>
-          <w:rPr>
-            <w:color w:val="0000EE"/>
-            <w:u w:val="single"/>
-          </w:rPr>
-          <w:t>列王紀上8:47</w:t>
-        </w:r>
-      </w:hyperlink>
-    </w:p>
-    <w:p>
-      <w:pPr>
-        <w:pStyle w:val="ListBullet"/>
-        <w:spacing w:line="240" w:lineRule="auto"/>
-        <w:ind w:left="720"/>
-      </w:pPr>
-      <w:r>
-        <w:rPr>
-          <w:lang w:val="zh_TW" w:bidi="zh_TW"/>
-        </w:rPr>
-      </w:r>
-      <w:hyperlink r:id="rId23">
-        <w:r>
-          <w:rPr>
-            <w:lang w:val="zh_TW" w:bidi="zh_TW"/>
-          </w:rPr>
-          <w:rPr>
-            <w:color w:val="0000EE"/>
-            <w:u w:val="single"/>
-          </w:rPr>
-          <w:t>撒母耳記上20:30</w:t>
-        </w:r>
-      </w:hyperlink>
-    </w:p>
-    <w:p>
-      <w:pPr>
-        <w:pStyle w:val="ListBullet"/>
-        <w:spacing w:line="240" w:lineRule="auto"/>
-        <w:ind w:left="720"/>
-      </w:pPr>
-      <w:r>
-        <w:rPr>
-          <w:lang w:val="zh_TW" w:bidi="zh_TW"/>
-        </w:rPr>
-      </w:r>
-      <w:hyperlink r:id="rId24">
-        <w:r>
-          <w:rPr>
-            <w:lang w:val="zh_TW" w:bidi="zh_TW"/>
-          </w:rPr>
-          <w:rPr>
-            <w:color w:val="0000EE"/>
-            <w:u w:val="single"/>
-          </w:rPr>
-          <w:t>約伯記33:27–28</w:t>
-        </w:r>
-      </w:hyperlink>
-    </w:p>
-    <w:p>
-      <w:pPr>
-        <w:pStyle w:val="ListBullet"/>
-        <w:spacing w:line="240" w:lineRule="auto"/>
-        <w:ind w:left="720"/>
-      </w:pPr>
-      <w:r>
-        <w:rPr>
-          <w:lang w:val="zh_TW" w:bidi="zh_TW"/>
-        </w:rPr>
-      </w:r>
-      <w:hyperlink r:id="rId25">
-        <w:r>
-          <w:rPr>
-            <w:lang w:val="zh_TW" w:bidi="zh_TW"/>
-          </w:rPr>
-          <w:rPr>
-            <w:color w:val="0000EE"/>
-            <w:u w:val="single"/>
-          </w:rPr>
-          <w:t>路加福音23:2</w:t>
-        </w:r>
-      </w:hyperlink>
-    </w:p>
-    <w:p>
-      <w:pPr>
-        <w:pStyle w:val="ListBullet"/>
-        <w:spacing w:line="240" w:lineRule="auto"/>
-        <w:ind w:left="720"/>
-      </w:pPr>
-      <w:r>
-        <w:rPr>
-          <w:lang w:val="zh_TW" w:bidi="zh_TW"/>
-        </w:rPr>
-      </w:r>
-      <w:hyperlink r:id="rId26">
-        <w:r>
-          <w:rPr>
-            <w:lang w:val="zh_TW" w:bidi="zh_TW"/>
-          </w:rPr>
-          <w:rPr>
-            <w:color w:val="0000EE"/>
-            <w:u w:val="single"/>
-          </w:rPr>
-          <w:t>詩篇101:4–6</w:t>
-        </w:r>
-      </w:hyperlink>
+      <w:r>
+        <w:rPr>
+          <w:lang w:val="zh_TW" w:bidi="zh_TW"/>
+        </w:rPr>
+        <w:t>列王紀上8:47</w:t>
+      </w:r>
+    </w:p>
+    <w:p>
+      <w:pPr>
+        <w:pStyle w:val="ListBullet"/>
+        <w:spacing w:line="240" w:lineRule="auto"/>
+        <w:ind w:left="720"/>
+      </w:pPr>
+      <w:r>
+        <w:rPr>
+          <w:lang w:val="zh_TW" w:bidi="zh_TW"/>
+        </w:rPr>
+      </w:r>
+      <w:r>
+        <w:rPr>
+          <w:lang w:val="zh_TW" w:bidi="zh_TW"/>
+        </w:rPr>
+        <w:t>撒母耳記上20:30</w:t>
+      </w:r>
+    </w:p>
+    <w:p>
+      <w:pPr>
+        <w:pStyle w:val="ListBullet"/>
+        <w:spacing w:line="240" w:lineRule="auto"/>
+        <w:ind w:left="720"/>
+      </w:pPr>
+      <w:r>
+        <w:rPr>
+          <w:lang w:val="zh_TW" w:bidi="zh_TW"/>
+        </w:rPr>
+      </w:r>
+      <w:r>
+        <w:rPr>
+          <w:lang w:val="zh_TW" w:bidi="zh_TW"/>
+        </w:rPr>
+        <w:t>約伯記33:27–28</w:t>
+      </w:r>
+    </w:p>
+    <w:p>
+      <w:pPr>
+        <w:pStyle w:val="ListBullet"/>
+        <w:spacing w:line="240" w:lineRule="auto"/>
+        <w:ind w:left="720"/>
+      </w:pPr>
+      <w:r>
+        <w:rPr>
+          <w:lang w:val="zh_TW" w:bidi="zh_TW"/>
+        </w:rPr>
+      </w:r>
+      <w:r>
+        <w:rPr>
+          <w:lang w:val="zh_TW" w:bidi="zh_TW"/>
+        </w:rPr>
+        <w:t>路加福音23:2</w:t>
+      </w:r>
+    </w:p>
+    <w:p>
+      <w:pPr>
+        <w:pStyle w:val="ListBullet"/>
+        <w:spacing w:line="240" w:lineRule="auto"/>
+        <w:ind w:left="720"/>
+      </w:pPr>
+      <w:r>
+        <w:rPr>
+          <w:lang w:val="zh_TW" w:bidi="zh_TW"/>
+        </w:rPr>
+      </w:r>
+      <w:r>
+        <w:rPr>
+          <w:lang w:val="zh_TW" w:bidi="zh_TW"/>
+        </w:rPr>
+        <w:t>詩篇101:4–6</w:t>
+      </w:r>
     </w:p>
     <w:p>
       <w:pPr>
@@ -2082,138 +1998,102 @@
           <w:lang w:val="zh_TW" w:bidi="zh_TW"/>
         </w:rPr>
       </w:r>
-      <w:hyperlink r:id="rId27">
-        <w:r>
-          <w:rPr>
-            <w:lang w:val="zh_TW" w:bidi="zh_TW"/>
-          </w:rPr>
-          <w:rPr>
-            <w:color w:val="0000EE"/>
-            <w:u w:val="single"/>
-          </w:rPr>
-          <w:t>列王紀上12:18–19</w:t>
-        </w:r>
-      </w:hyperlink>
-    </w:p>
-    <w:p>
-      <w:pPr>
-        <w:pStyle w:val="ListBullet"/>
-        <w:spacing w:line="240" w:lineRule="auto"/>
-        <w:ind w:left="720"/>
-      </w:pPr>
-      <w:r>
-        <w:rPr>
-          <w:lang w:val="zh_TW" w:bidi="zh_TW"/>
-        </w:rPr>
-      </w:r>
-      <w:hyperlink r:id="rId28">
-        <w:r>
-          <w:rPr>
-            <w:lang w:val="zh_TW" w:bidi="zh_TW"/>
-          </w:rPr>
-          <w:rPr>
-            <w:color w:val="0000EE"/>
-            <w:u w:val="single"/>
-          </w:rPr>
-          <w:t>撒母耳記上12:14</w:t>
-        </w:r>
-      </w:hyperlink>
-    </w:p>
-    <w:p>
-      <w:pPr>
-        <w:pStyle w:val="ListBullet"/>
-        <w:spacing w:line="240" w:lineRule="auto"/>
-        <w:ind w:left="720"/>
-      </w:pPr>
-      <w:r>
-        <w:rPr>
-          <w:lang w:val="zh_TW" w:bidi="zh_TW"/>
-        </w:rPr>
-      </w:r>
-      <w:hyperlink r:id="rId29">
-        <w:r>
-          <w:rPr>
-            <w:lang w:val="zh_TW" w:bidi="zh_TW"/>
-          </w:rPr>
-          <w:rPr>
-            <w:color w:val="0000EE"/>
-            <w:u w:val="single"/>
-          </w:rPr>
-          <w:t>提摩太前書1:9–11</w:t>
-        </w:r>
-      </w:hyperlink>
-    </w:p>
-    <w:p>
-      <w:pPr>
-        <w:pStyle w:val="ListBullet"/>
-        <w:spacing w:line="240" w:lineRule="auto"/>
-        <w:ind w:left="720"/>
-      </w:pPr>
-      <w:r>
-        <w:rPr>
-          <w:lang w:val="zh_TW" w:bidi="zh_TW"/>
-        </w:rPr>
-      </w:r>
-      <w:hyperlink r:id="rId30">
-        <w:r>
-          <w:rPr>
-            <w:lang w:val="zh_TW" w:bidi="zh_TW"/>
-          </w:rPr>
-          <w:rPr>
-            <w:color w:val="0000EE"/>
-            <w:u w:val="single"/>
-          </w:rPr>
-          <w:t>歷代志下10:17–19</w:t>
-        </w:r>
-      </w:hyperlink>
-    </w:p>
-    <w:p>
-      <w:pPr>
-        <w:pStyle w:val="ListBullet"/>
-        <w:spacing w:line="240" w:lineRule="auto"/>
-        <w:ind w:left="720"/>
-      </w:pPr>
-      <w:r>
-        <w:rPr>
-          <w:lang w:val="zh_TW" w:bidi="zh_TW"/>
-        </w:rPr>
-      </w:r>
-      <w:hyperlink r:id="rId31">
-        <w:r>
-          <w:rPr>
-            <w:lang w:val="zh_TW" w:bidi="zh_TW"/>
-          </w:rPr>
-          <w:rPr>
-            <w:color w:val="0000EE"/>
-            <w:u w:val="single"/>
-          </w:rPr>
-          <w:t>使徒行傳21:38</w:t>
-        </w:r>
-      </w:hyperlink>
-    </w:p>
-    <w:p>
-      <w:pPr>
-        <w:pStyle w:val="ListBullet"/>
-        <w:spacing w:line="240" w:lineRule="auto"/>
-        <w:ind w:left="720"/>
-      </w:pPr>
-      <w:r>
-        <w:rPr>
-          <w:lang w:val="zh_TW" w:bidi="zh_TW"/>
-        </w:rPr>
-      </w:r>
-      <w:hyperlink r:id="rId32">
-        <w:r>
-          <w:rPr>
-            <w:lang w:val="zh_TW" w:bidi="zh_TW"/>
-          </w:rPr>
-          <w:rPr>
-            <w:color w:val="0000EE"/>
-            <w:u w:val="single"/>
-          </w:rPr>
-          <w:t>路加福音23:19</w:t>
-        </w:r>
-      </w:hyperlink>
+      <w:r>
+        <w:rPr>
+          <w:lang w:val="zh_TW" w:bidi="zh_TW"/>
+        </w:rPr>
+        <w:t>列王紀上12:18–19</w:t>
+      </w:r>
+    </w:p>
+    <w:p>
+      <w:pPr>
+        <w:pStyle w:val="ListBullet"/>
+        <w:spacing w:line="240" w:lineRule="auto"/>
+        <w:ind w:left="720"/>
+      </w:pPr>
+      <w:r>
+        <w:rPr>
+          <w:lang w:val="zh_TW" w:bidi="zh_TW"/>
+        </w:rPr>
+      </w:r>
+      <w:r>
+        <w:rPr>
+          <w:lang w:val="zh_TW" w:bidi="zh_TW"/>
+        </w:rPr>
+        <w:t>撒母耳記上12:14</w:t>
+      </w:r>
+    </w:p>
+    <w:p>
+      <w:pPr>
+        <w:pStyle w:val="ListBullet"/>
+        <w:spacing w:line="240" w:lineRule="auto"/>
+        <w:ind w:left="720"/>
+      </w:pPr>
+      <w:r>
+        <w:rPr>
+          <w:lang w:val="zh_TW" w:bidi="zh_TW"/>
+        </w:rPr>
+      </w:r>
+      <w:r>
+        <w:rPr>
+          <w:lang w:val="zh_TW" w:bidi="zh_TW"/>
+        </w:rPr>
+        <w:t>提摩太前書1:9–11</w:t>
+      </w:r>
+    </w:p>
+    <w:p>
+      <w:pPr>
+        <w:pStyle w:val="ListBullet"/>
+        <w:spacing w:line="240" w:lineRule="auto"/>
+        <w:ind w:left="720"/>
+      </w:pPr>
+      <w:r>
+        <w:rPr>
+          <w:lang w:val="zh_TW" w:bidi="zh_TW"/>
+        </w:rPr>
+      </w:r>
+      <w:r>
+        <w:rPr>
+          <w:lang w:val="zh_TW" w:bidi="zh_TW"/>
+        </w:rPr>
+        <w:t>歷代志下10:17–19</w:t>
+      </w:r>
+    </w:p>
+    <w:p>
+      <w:pPr>
+        <w:pStyle w:val="ListBullet"/>
+        <w:spacing w:line="240" w:lineRule="auto"/>
+        <w:ind w:left="720"/>
+      </w:pPr>
+      <w:r>
+        <w:rPr>
+          <w:lang w:val="zh_TW" w:bidi="zh_TW"/>
+        </w:rPr>
+      </w:r>
+      <w:r>
+        <w:rPr>
+          <w:lang w:val="zh_TW" w:bidi="zh_TW"/>
+        </w:rPr>
+        <w:t>使徒行傳21:38</w:t>
+      </w:r>
+    </w:p>
+    <w:p>
+      <w:pPr>
+        <w:pStyle w:val="ListBullet"/>
+        <w:spacing w:line="240" w:lineRule="auto"/>
+        <w:ind w:left="720"/>
+      </w:pPr>
+      <w:r>
+        <w:rPr>
+          <w:lang w:val="zh_TW" w:bidi="zh_TW"/>
+        </w:rPr>
+      </w:r>
+      <w:r>
+        <w:rPr>
+          <w:lang w:val="zh_TW" w:bidi="zh_TW"/>
+        </w:rPr>
+        <w:t>路加福音23:19</w:t>
+      </w:r>
     </w:p>
     <w:p>
       <w:pPr>
@@ -2703,90 +2583,66 @@
           <w:lang w:val="zh_TW" w:bidi="zh_TW"/>
         </w:rPr>
       </w:r>
-      <w:hyperlink r:id="rId33">
-        <w:r>
-          <w:rPr>
-            <w:lang w:val="zh_TW" w:bidi="zh_TW"/>
-          </w:rPr>
-          <w:rPr>
-            <w:color w:val="0000EE"/>
-            <w:u w:val="single"/>
-          </w:rPr>
-          <w:t>馬可福音1:32</w:t>
-        </w:r>
-      </w:hyperlink>
-    </w:p>
-    <w:p>
-      <w:pPr>
-        <w:pStyle w:val="ListBullet"/>
-        <w:spacing w:line="240" w:lineRule="auto"/>
-        <w:ind w:left="720"/>
-      </w:pPr>
-      <w:r>
-        <w:rPr>
-          <w:lang w:val="zh_TW" w:bidi="zh_TW"/>
-        </w:rPr>
-      </w:r>
-      <w:hyperlink r:id="rId34">
-        <w:r>
-          <w:rPr>
-            <w:lang w:val="zh_TW" w:bidi="zh_TW"/>
-          </w:rPr>
-          <w:rPr>
-            <w:color w:val="0000EE"/>
-            <w:u w:val="single"/>
-          </w:rPr>
-          <w:t>馬太福音4:24</w:t>
-        </w:r>
-      </w:hyperlink>
-    </w:p>
-    <w:p>
-      <w:pPr>
-        <w:pStyle w:val="ListBullet"/>
-        <w:spacing w:line="240" w:lineRule="auto"/>
-        <w:ind w:left="720"/>
-      </w:pPr>
-      <w:r>
-        <w:rPr>
-          <w:lang w:val="zh_TW" w:bidi="zh_TW"/>
-        </w:rPr>
-      </w:r>
-      <w:hyperlink r:id="rId35">
-        <w:r>
-          <w:rPr>
-            <w:lang w:val="zh_TW" w:bidi="zh_TW"/>
-          </w:rPr>
-          <w:rPr>
-            <w:color w:val="0000EE"/>
-            <w:u w:val="single"/>
-          </w:rPr>
-          <w:t>馬太福音8:16</w:t>
-        </w:r>
-      </w:hyperlink>
-    </w:p>
-    <w:p>
-      <w:pPr>
-        <w:pStyle w:val="ListBullet"/>
-        <w:spacing w:line="240" w:lineRule="auto"/>
-        <w:ind w:left="720"/>
-      </w:pPr>
-      <w:r>
-        <w:rPr>
-          <w:lang w:val="zh_TW" w:bidi="zh_TW"/>
-        </w:rPr>
-      </w:r>
-      <w:hyperlink r:id="rId36">
-        <w:r>
-          <w:rPr>
-            <w:lang w:val="zh_TW" w:bidi="zh_TW"/>
-          </w:rPr>
-          <w:rPr>
-            <w:color w:val="0000EE"/>
-            <w:u w:val="single"/>
-          </w:rPr>
-          <w:t>馬太福音8:33</w:t>
-        </w:r>
-      </w:hyperlink>
+      <w:r>
+        <w:rPr>
+          <w:lang w:val="zh_TW" w:bidi="zh_TW"/>
+        </w:rPr>
+        <w:t>馬可福音1:32</w:t>
+      </w:r>
+    </w:p>
+    <w:p>
+      <w:pPr>
+        <w:pStyle w:val="ListBullet"/>
+        <w:spacing w:line="240" w:lineRule="auto"/>
+        <w:ind w:left="720"/>
+      </w:pPr>
+      <w:r>
+        <w:rPr>
+          <w:lang w:val="zh_TW" w:bidi="zh_TW"/>
+        </w:rPr>
+      </w:r>
+      <w:r>
+        <w:rPr>
+          <w:lang w:val="zh_TW" w:bidi="zh_TW"/>
+        </w:rPr>
+        <w:t>馬太福音4:24</w:t>
+      </w:r>
+    </w:p>
+    <w:p>
+      <w:pPr>
+        <w:pStyle w:val="ListBullet"/>
+        <w:spacing w:line="240" w:lineRule="auto"/>
+        <w:ind w:left="720"/>
+      </w:pPr>
+      <w:r>
+        <w:rPr>
+          <w:lang w:val="zh_TW" w:bidi="zh_TW"/>
+        </w:rPr>
+      </w:r>
+      <w:r>
+        <w:rPr>
+          <w:lang w:val="zh_TW" w:bidi="zh_TW"/>
+        </w:rPr>
+        <w:t>馬太福音8:16</w:t>
+      </w:r>
+    </w:p>
+    <w:p>
+      <w:pPr>
+        <w:pStyle w:val="ListBullet"/>
+        <w:spacing w:line="240" w:lineRule="auto"/>
+        <w:ind w:left="720"/>
+      </w:pPr>
+      <w:r>
+        <w:rPr>
+          <w:lang w:val="zh_TW" w:bidi="zh_TW"/>
+        </w:rPr>
+      </w:r>
+      <w:r>
+        <w:rPr>
+          <w:lang w:val="zh_TW" w:bidi="zh_TW"/>
+        </w:rPr>
+        <w:t>馬太福音8:33</w:t>
+      </w:r>
     </w:p>
     <w:p>
       <w:pPr>
@@ -3412,90 +3268,66 @@
           <w:lang w:val="zh_TW" w:bidi="zh_TW"/>
         </w:rPr>
       </w:r>
-      <w:hyperlink r:id="rId37">
-        <w:r>
-          <w:rPr>
-            <w:lang w:val="zh_TW" w:bidi="zh_TW"/>
-          </w:rPr>
-          <w:rPr>
-            <w:color w:val="0000EE"/>
-            <w:u w:val="single"/>
-          </w:rPr>
-          <w:t>哥林多後書10:5</w:t>
-        </w:r>
-      </w:hyperlink>
-    </w:p>
-    <w:p>
-      <w:pPr>
-        <w:pStyle w:val="ListBullet"/>
-        <w:spacing w:line="240" w:lineRule="auto"/>
-        <w:ind w:left="720"/>
-      </w:pPr>
-      <w:r>
-        <w:rPr>
-          <w:lang w:val="zh_TW" w:bidi="zh_TW"/>
-        </w:rPr>
-      </w:r>
-      <w:hyperlink r:id="rId38">
-        <w:r>
-          <w:rPr>
-            <w:lang w:val="zh_TW" w:bidi="zh_TW"/>
-          </w:rPr>
-          <w:rPr>
-            <w:color w:val="0000EE"/>
-            <w:u w:val="single"/>
-          </w:rPr>
-          <w:t>以賽亞書20:4</w:t>
-        </w:r>
-      </w:hyperlink>
-    </w:p>
-    <w:p>
-      <w:pPr>
-        <w:pStyle w:val="ListBullet"/>
-        <w:spacing w:line="240" w:lineRule="auto"/>
-        <w:ind w:left="720"/>
-      </w:pPr>
-      <w:r>
-        <w:rPr>
-          <w:lang w:val="zh_TW" w:bidi="zh_TW"/>
-        </w:rPr>
-      </w:r>
-      <w:hyperlink r:id="rId39">
-        <w:r>
-          <w:rPr>
-            <w:lang w:val="zh_TW" w:bidi="zh_TW"/>
-          </w:rPr>
-          <w:rPr>
-            <w:color w:val="0000EE"/>
-            <w:u w:val="single"/>
-          </w:rPr>
-          <w:t>耶利米書43:3</w:t>
-        </w:r>
-      </w:hyperlink>
-    </w:p>
-    <w:p>
-      <w:pPr>
-        <w:pStyle w:val="ListBullet"/>
-        <w:spacing w:line="240" w:lineRule="auto"/>
-        <w:ind w:left="720"/>
-      </w:pPr>
-      <w:r>
-        <w:rPr>
-          <w:lang w:val="zh_TW" w:bidi="zh_TW"/>
-        </w:rPr>
-      </w:r>
-      <w:hyperlink r:id="rId40">
-        <w:r>
-          <w:rPr>
-            <w:lang w:val="zh_TW" w:bidi="zh_TW"/>
-          </w:rPr>
-          <w:rPr>
-            <w:color w:val="0000EE"/>
-            <w:u w:val="single"/>
-          </w:rPr>
-          <w:t>路加福音4:18</w:t>
-        </w:r>
-      </w:hyperlink>
+      <w:r>
+        <w:rPr>
+          <w:lang w:val="zh_TW" w:bidi="zh_TW"/>
+        </w:rPr>
+        <w:t>哥林多後書10:5</w:t>
+      </w:r>
+    </w:p>
+    <w:p>
+      <w:pPr>
+        <w:pStyle w:val="ListBullet"/>
+        <w:spacing w:line="240" w:lineRule="auto"/>
+        <w:ind w:left="720"/>
+      </w:pPr>
+      <w:r>
+        <w:rPr>
+          <w:lang w:val="zh_TW" w:bidi="zh_TW"/>
+        </w:rPr>
+      </w:r>
+      <w:r>
+        <w:rPr>
+          <w:lang w:val="zh_TW" w:bidi="zh_TW"/>
+        </w:rPr>
+        <w:t>以賽亞書20:4</w:t>
+      </w:r>
+    </w:p>
+    <w:p>
+      <w:pPr>
+        <w:pStyle w:val="ListBullet"/>
+        <w:spacing w:line="240" w:lineRule="auto"/>
+        <w:ind w:left="720"/>
+      </w:pPr>
+      <w:r>
+        <w:rPr>
+          <w:lang w:val="zh_TW" w:bidi="zh_TW"/>
+        </w:rPr>
+      </w:r>
+      <w:r>
+        <w:rPr>
+          <w:lang w:val="zh_TW" w:bidi="zh_TW"/>
+        </w:rPr>
+        <w:t>耶利米書43:3</w:t>
+      </w:r>
+    </w:p>
+    <w:p>
+      <w:pPr>
+        <w:pStyle w:val="ListBullet"/>
+        <w:spacing w:line="240" w:lineRule="auto"/>
+        <w:ind w:left="720"/>
+      </w:pPr>
+      <w:r>
+        <w:rPr>
+          <w:lang w:val="zh_TW" w:bidi="zh_TW"/>
+        </w:rPr>
+      </w:r>
+      <w:r>
+        <w:rPr>
+          <w:lang w:val="zh_TW" w:bidi="zh_TW"/>
+        </w:rPr>
+        <w:t>路加福音4:18</w:t>
+      </w:r>
     </w:p>
     <w:p>
       <w:pPr>
@@ -3776,114 +3608,84 @@
           <w:lang w:val="zh_TW" w:bidi="zh_TW"/>
         </w:rPr>
       </w:r>
-      <w:hyperlink r:id="rId41">
-        <w:r>
-          <w:rPr>
-            <w:lang w:val="zh_TW" w:bidi="zh_TW"/>
-          </w:rPr>
-          <w:rPr>
-            <w:color w:val="0000EE"/>
-            <w:u w:val="single"/>
-          </w:rPr>
-          <w:t>列王紀下24:14</w:t>
-        </w:r>
-      </w:hyperlink>
-    </w:p>
-    <w:p>
-      <w:pPr>
-        <w:pStyle w:val="ListBullet"/>
-        <w:spacing w:line="240" w:lineRule="auto"/>
-        <w:ind w:left="720"/>
-      </w:pPr>
-      <w:r>
-        <w:rPr>
-          <w:lang w:val="zh_TW" w:bidi="zh_TW"/>
-        </w:rPr>
-      </w:r>
-      <w:hyperlink r:id="rId42">
-        <w:r>
-          <w:rPr>
-            <w:lang w:val="zh_TW" w:bidi="zh_TW"/>
-          </w:rPr>
-          <w:rPr>
-            <w:color w:val="0000EE"/>
-            <w:u w:val="single"/>
-          </w:rPr>
-          <w:t>但以理書2:25–26</w:t>
-        </w:r>
-      </w:hyperlink>
-    </w:p>
-    <w:p>
-      <w:pPr>
-        <w:pStyle w:val="ListBullet"/>
-        <w:spacing w:line="240" w:lineRule="auto"/>
-        <w:ind w:left="720"/>
-      </w:pPr>
-      <w:r>
-        <w:rPr>
-          <w:lang w:val="zh_TW" w:bidi="zh_TW"/>
-        </w:rPr>
-      </w:r>
-      <w:hyperlink r:id="rId43">
-        <w:r>
-          <w:rPr>
-            <w:lang w:val="zh_TW" w:bidi="zh_TW"/>
-          </w:rPr>
-          <w:rPr>
-            <w:color w:val="0000EE"/>
-            <w:u w:val="single"/>
-          </w:rPr>
-          <w:t>以西結書1:1–3</w:t>
-        </w:r>
-      </w:hyperlink>
-    </w:p>
-    <w:p>
-      <w:pPr>
-        <w:pStyle w:val="ListBullet"/>
-        <w:spacing w:line="240" w:lineRule="auto"/>
-        <w:ind w:left="720"/>
-      </w:pPr>
-      <w:r>
-        <w:rPr>
-          <w:lang w:val="zh_TW" w:bidi="zh_TW"/>
-        </w:rPr>
-      </w:r>
-      <w:hyperlink r:id="rId38">
-        <w:r>
-          <w:rPr>
-            <w:lang w:val="zh_TW" w:bidi="zh_TW"/>
-          </w:rPr>
-          <w:rPr>
-            <w:color w:val="0000EE"/>
-            <w:u w:val="single"/>
-          </w:rPr>
-          <w:t>以賽亞書20:4</w:t>
-        </w:r>
-      </w:hyperlink>
-    </w:p>
-    <w:p>
-      <w:pPr>
-        <w:pStyle w:val="ListBullet"/>
-        <w:spacing w:line="240" w:lineRule="auto"/>
-        <w:ind w:left="720"/>
-      </w:pPr>
-      <w:r>
-        <w:rPr>
-          <w:lang w:val="zh_TW" w:bidi="zh_TW"/>
-        </w:rPr>
-      </w:r>
-      <w:hyperlink r:id="rId44">
-        <w:r>
-          <w:rPr>
-            <w:lang w:val="zh_TW" w:bidi="zh_TW"/>
-          </w:rPr>
-          <w:rPr>
-            <w:color w:val="0000EE"/>
-            <w:u w:val="single"/>
-          </w:rPr>
-          <w:t>耶利米書29:1–3</w:t>
-        </w:r>
-      </w:hyperlink>
+      <w:r>
+        <w:rPr>
+          <w:lang w:val="zh_TW" w:bidi="zh_TW"/>
+        </w:rPr>
+        <w:t>列王紀下24:14</w:t>
+      </w:r>
+    </w:p>
+    <w:p>
+      <w:pPr>
+        <w:pStyle w:val="ListBullet"/>
+        <w:spacing w:line="240" w:lineRule="auto"/>
+        <w:ind w:left="720"/>
+      </w:pPr>
+      <w:r>
+        <w:rPr>
+          <w:lang w:val="zh_TW" w:bidi="zh_TW"/>
+        </w:rPr>
+      </w:r>
+      <w:r>
+        <w:rPr>
+          <w:lang w:val="zh_TW" w:bidi="zh_TW"/>
+        </w:rPr>
+        <w:t>但以理書2:25–26</w:t>
+      </w:r>
+    </w:p>
+    <w:p>
+      <w:pPr>
+        <w:pStyle w:val="ListBullet"/>
+        <w:spacing w:line="240" w:lineRule="auto"/>
+        <w:ind w:left="720"/>
+      </w:pPr>
+      <w:r>
+        <w:rPr>
+          <w:lang w:val="zh_TW" w:bidi="zh_TW"/>
+        </w:rPr>
+      </w:r>
+      <w:r>
+        <w:rPr>
+          <w:lang w:val="zh_TW" w:bidi="zh_TW"/>
+        </w:rPr>
+        <w:t>以西結書1:1–3</w:t>
+      </w:r>
+    </w:p>
+    <w:p>
+      <w:pPr>
+        <w:pStyle w:val="ListBullet"/>
+        <w:spacing w:line="240" w:lineRule="auto"/>
+        <w:ind w:left="720"/>
+      </w:pPr>
+      <w:r>
+        <w:rPr>
+          <w:lang w:val="zh_TW" w:bidi="zh_TW"/>
+        </w:rPr>
+      </w:r>
+      <w:r>
+        <w:rPr>
+          <w:lang w:val="zh_TW" w:bidi="zh_TW"/>
+        </w:rPr>
+        <w:t>以賽亞書20:4</w:t>
+      </w:r>
+    </w:p>
+    <w:p>
+      <w:pPr>
+        <w:pStyle w:val="ListBullet"/>
+        <w:spacing w:line="240" w:lineRule="auto"/>
+        <w:ind w:left="720"/>
+      </w:pPr>
+      <w:r>
+        <w:rPr>
+          <w:lang w:val="zh_TW" w:bidi="zh_TW"/>
+        </w:rPr>
+      </w:r>
+      <w:r>
+        <w:rPr>
+          <w:lang w:val="zh_TW" w:bidi="zh_TW"/>
+        </w:rPr>
+        <w:t>耶利米書29:1–3</w:t>
+      </w:r>
     </w:p>
     <w:p>
       <w:pPr>
@@ -4075,42 +3877,30 @@
           <w:lang w:val="zh_TW" w:bidi="zh_TW"/>
         </w:rPr>
       </w:r>
-      <w:hyperlink r:id="rId45">
-        <w:r>
-          <w:rPr>
-            <w:lang w:val="zh_TW" w:bidi="zh_TW"/>
-          </w:rPr>
-          <w:rPr>
-            <w:color w:val="0000EE"/>
-            <w:u w:val="single"/>
-          </w:rPr>
-          <w:t>以西結書28:23</w:t>
-        </w:r>
-      </w:hyperlink>
-    </w:p>
-    <w:p>
-      <w:pPr>
-        <w:pStyle w:val="ListBullet"/>
-        <w:spacing w:line="240" w:lineRule="auto"/>
-        <w:ind w:left="720"/>
-      </w:pPr>
-      <w:r>
-        <w:rPr>
-          <w:lang w:val="zh_TW" w:bidi="zh_TW"/>
-        </w:rPr>
-      </w:r>
-      <w:hyperlink r:id="rId46">
-        <w:r>
-          <w:rPr>
-            <w:lang w:val="zh_TW" w:bidi="zh_TW"/>
-          </w:rPr>
-          <w:rPr>
-            <w:color w:val="0000EE"/>
-            <w:u w:val="single"/>
-          </w:rPr>
-          <w:t>以賽亞書26:21</w:t>
-        </w:r>
-      </w:hyperlink>
+      <w:r>
+        <w:rPr>
+          <w:lang w:val="zh_TW" w:bidi="zh_TW"/>
+        </w:rPr>
+        <w:t>以西結書28:23</w:t>
+      </w:r>
+    </w:p>
+    <w:p>
+      <w:pPr>
+        <w:pStyle w:val="ListBullet"/>
+        <w:spacing w:line="240" w:lineRule="auto"/>
+        <w:ind w:left="720"/>
+      </w:pPr>
+      <w:r>
+        <w:rPr>
+          <w:lang w:val="zh_TW" w:bidi="zh_TW"/>
+        </w:rPr>
+      </w:r>
+      <w:r>
+        <w:rPr>
+          <w:lang w:val="zh_TW" w:bidi="zh_TW"/>
+        </w:rPr>
+        <w:t>以賽亞書26:21</w:t>
+      </w:r>
     </w:p>
     <w:p>
       <w:pPr>
@@ -4356,42 +4146,30 @@
           <w:lang w:val="zh_TW" w:bidi="zh_TW"/>
         </w:rPr>
       </w:r>
-      <w:hyperlink r:id="rId47">
-        <w:r>
-          <w:rPr>
-            <w:lang w:val="zh_TW" w:bidi="zh_TW"/>
-          </w:rPr>
-          <w:rPr>
-            <w:color w:val="0000EE"/>
-            <w:u w:val="single"/>
-          </w:rPr>
-          <w:t>哥林多後書12:1–2</w:t>
-        </w:r>
-      </w:hyperlink>
-    </w:p>
-    <w:p>
-      <w:pPr>
-        <w:pStyle w:val="ListBullet"/>
-        <w:spacing w:line="240" w:lineRule="auto"/>
-        <w:ind w:left="720"/>
-      </w:pPr>
-      <w:r>
-        <w:rPr>
-          <w:lang w:val="zh_TW" w:bidi="zh_TW"/>
-        </w:rPr>
-      </w:r>
-      <w:hyperlink r:id="rId48">
-        <w:r>
-          <w:rPr>
-            <w:lang w:val="zh_TW" w:bidi="zh_TW"/>
-          </w:rPr>
-          <w:rPr>
-            <w:color w:val="0000EE"/>
-            <w:u w:val="single"/>
-          </w:rPr>
-          <w:t>使徒行傳8:39–40</w:t>
-        </w:r>
-      </w:hyperlink>
+      <w:r>
+        <w:rPr>
+          <w:lang w:val="zh_TW" w:bidi="zh_TW"/>
+        </w:rPr>
+        <w:t>哥林多後書12:1–2</w:t>
+      </w:r>
+    </w:p>
+    <w:p>
+      <w:pPr>
+        <w:pStyle w:val="ListBullet"/>
+        <w:spacing w:line="240" w:lineRule="auto"/>
+        <w:ind w:left="720"/>
+      </w:pPr>
+      <w:r>
+        <w:rPr>
+          <w:lang w:val="zh_TW" w:bidi="zh_TW"/>
+        </w:rPr>
+      </w:r>
+      <w:r>
+        <w:rPr>
+          <w:lang w:val="zh_TW" w:bidi="zh_TW"/>
+        </w:rPr>
+        <w:t>使徒行傳8:39–40</w:t>
+      </w:r>
     </w:p>
     <w:p>
       <w:pPr>

--- a/zht/docx/008.content.docx
+++ b/zht/docx/008.content.docx
@@ -1584,37 +1584,366 @@
         <w:rPr>
           <w:lang w:val="zh_TW" w:bidi="zh_TW"/>
         </w:rPr>
+        <w:t>、不服從、</w:t>
+      </w:r>
+      <w:r>
+        <w:rPr>
+          <w:lang w:val="zh_TW" w:bidi="zh_TW"/>
+        </w:rPr>
+        <w:t>邪惡</w:t>
+      </w:r>
+      <w:r>
+        <w:rPr>
+          <w:lang w:val="zh_TW" w:bidi="zh_TW"/>
+        </w:rPr>
+        <w:t>、轉向）</w:t>
+      </w:r>
+    </w:p>
+    <w:p>
+      <w:pPr>
+        <w:pStyle w:val="Heading3"/>
+      </w:pPr>
+      <w:r>
+        <w:rPr>
+          <w:lang w:val="zh_TW" w:bidi="zh_TW"/>
+        </w:rPr>
+        <w:t>參考經文：</w:t>
+      </w:r>
+    </w:p>
+    <w:p>
+      <w:pPr>
+        <w:pStyle w:val="ListBullet"/>
+        <w:spacing w:line="240" w:lineRule="auto"/>
+        <w:ind w:left="720"/>
+      </w:pPr>
+      <w:r>
+        <w:rPr>
+          <w:lang w:val="zh_TW" w:bidi="zh_TW"/>
+        </w:rPr>
+      </w:r>
+      <w:r>
+        <w:rPr>
+          <w:lang w:val="zh_TW" w:bidi="zh_TW"/>
+        </w:rPr>
+        <w:t>列王紀上8:47</w:t>
+      </w:r>
+    </w:p>
+    <w:p>
+      <w:pPr>
+        <w:pStyle w:val="ListBullet"/>
+        <w:spacing w:line="240" w:lineRule="auto"/>
+        <w:ind w:left="720"/>
+      </w:pPr>
+      <w:r>
+        <w:rPr>
+          <w:lang w:val="zh_TW" w:bidi="zh_TW"/>
+        </w:rPr>
+      </w:r>
+      <w:r>
+        <w:rPr>
+          <w:lang w:val="zh_TW" w:bidi="zh_TW"/>
+        </w:rPr>
+        <w:t>撒母耳記上20:30</w:t>
+      </w:r>
+    </w:p>
+    <w:p>
+      <w:pPr>
+        <w:pStyle w:val="ListBullet"/>
+        <w:spacing w:line="240" w:lineRule="auto"/>
+        <w:ind w:left="720"/>
+      </w:pPr>
+      <w:r>
+        <w:rPr>
+          <w:lang w:val="zh_TW" w:bidi="zh_TW"/>
+        </w:rPr>
+      </w:r>
+      <w:r>
+        <w:rPr>
+          <w:lang w:val="zh_TW" w:bidi="zh_TW"/>
+        </w:rPr>
+        <w:t>約伯記33:27–28</w:t>
+      </w:r>
+    </w:p>
+    <w:p>
+      <w:pPr>
+        <w:pStyle w:val="ListBullet"/>
+        <w:spacing w:line="240" w:lineRule="auto"/>
+        <w:ind w:left="720"/>
+      </w:pPr>
+      <w:r>
+        <w:rPr>
+          <w:lang w:val="zh_TW" w:bidi="zh_TW"/>
+        </w:rPr>
+      </w:r>
+      <w:r>
+        <w:rPr>
+          <w:lang w:val="zh_TW" w:bidi="zh_TW"/>
+        </w:rPr>
+        <w:t>路加福音23:2</w:t>
+      </w:r>
+    </w:p>
+    <w:p>
+      <w:pPr>
+        <w:pStyle w:val="ListBullet"/>
+        <w:spacing w:line="240" w:lineRule="auto"/>
+        <w:ind w:left="720"/>
+      </w:pPr>
+      <w:r>
+        <w:rPr>
+          <w:lang w:val="zh_TW" w:bidi="zh_TW"/>
+        </w:rPr>
+      </w:r>
+      <w:r>
+        <w:rPr>
+          <w:lang w:val="zh_TW" w:bidi="zh_TW"/>
+        </w:rPr>
+        <w:t>詩篇101:4–6</w:t>
+      </w:r>
+    </w:p>
+    <w:p>
+      <w:pPr>
+        <w:pStyle w:val="Heading3"/>
+      </w:pPr>
+      <w:r>
+        <w:rPr>
+          <w:lang w:val="zh_TW" w:bidi="zh_TW"/>
+        </w:rPr>
+        <w:t>原文參照：</w:t>
+      </w:r>
+    </w:p>
+    <w:p>
+      <w:pPr>
+        <w:pStyle w:val="ListBullet"/>
+        <w:spacing w:line="240" w:lineRule="auto"/>
+        <w:ind w:left="720"/>
+      </w:pPr>
+      <w:r>
+        <w:rPr>
+          <w:lang w:val="zh_TW" w:bidi="zh_TW"/>
+        </w:rPr>
+      </w:r>
+      <w:r>
+        <w:rPr>
+          <w:lang w:val="zh_TW" w:bidi="zh_TW"/>
+        </w:rPr>
+        <w:t>史特朗號：H1942，H2015，H3868，H4297，H5186，H5557，H5558，H5753，H5766，H5773，H5791，H6140，H6141，H8138，H8397，H8419，G12940</w:t>
+      </w:r>
+      <w:r>
+        <w:rPr>
+          <w:lang w:val="zh_TW" w:bidi="zh_TW"/>
+        </w:rPr>
+      </w:r>
+      <w:r>
+        <w:rPr>
+          <w:lang w:val="zh_TW" w:bidi="zh_TW"/>
+        </w:rPr>
+      </w:r>
+    </w:p>
+    <w:p>
+      <w:pPr/>
+      <w:r>
+        <w:rPr>
+          <w:lang w:val="zh_TW" w:bidi="zh_TW"/>
+        </w:rPr>
+      </w:r>
+    </w:p>
+    <w:p>
+      <w:pPr>
+        <w:pStyle w:val="Heading2"/>
+      </w:pPr>
+      <w:r>
+        <w:rPr>
+          <w:lang w:val="zh_TW" w:bidi="zh_TW"/>
+        </w:rPr>
+        <w:t>悖逆</w:t>
+      </w:r>
+      <w:r>
+        <w:rPr>
+          <w:lang w:val="zh_TW" w:bidi="zh_TW"/>
+        </w:rPr>
+      </w:r>
+    </w:p>
+    <w:p>
+      <w:pPr>
+        <w:pStyle w:val="Heading3"/>
+      </w:pPr>
+      <w:r>
+        <w:rPr>
+          <w:lang w:val="zh_TW" w:bidi="zh_TW"/>
+        </w:rPr>
+        <w:t>定義：</w:t>
+      </w:r>
+    </w:p>
+    <w:p>
+      <w:pPr/>
+      <w:r>
+        <w:rPr>
+          <w:lang w:val="zh_TW" w:bidi="zh_TW"/>
+        </w:rPr>
+      </w:r>
+      <w:r>
+        <w:rPr>
+          <w:lang w:val="zh_TW" w:bidi="zh_TW"/>
+        </w:rPr>
+        <w:t>「悖逆」這個詞的意思是拒絕順服某人的權柄。「悖逆」的人經常不順服並做惡事。這種人被稱為「悖逆者」。</w:t>
+      </w:r>
+    </w:p>
+    <w:p>
+      <w:pPr>
+        <w:pStyle w:val="ListBullet"/>
+        <w:spacing w:line="240" w:lineRule="auto"/>
+        <w:ind w:left="720"/>
+      </w:pPr>
+      <w:r>
+        <w:rPr>
+          <w:lang w:val="zh_TW" w:bidi="zh_TW"/>
+        </w:rPr>
+      </w:r>
+      <w:r>
+        <w:rPr>
+          <w:lang w:val="zh_TW" w:bidi="zh_TW"/>
+        </w:rPr>
+        <w:t>當人做了在他之上的權柄告訴他不要做的事情時，他就是悖逆。</w:t>
+      </w:r>
+    </w:p>
+    <w:p>
+      <w:pPr>
+        <w:pStyle w:val="ListBullet"/>
+        <w:spacing w:line="240" w:lineRule="auto"/>
+        <w:ind w:left="720"/>
+      </w:pPr>
+      <w:r>
+        <w:rPr>
+          <w:lang w:val="zh_TW" w:bidi="zh_TW"/>
+        </w:rPr>
+      </w:r>
+      <w:r>
+        <w:rPr>
+          <w:lang w:val="zh_TW" w:bidi="zh_TW"/>
+        </w:rPr>
+        <w:t>人的悖逆也可以是拒絕執行當局命令他做的事情。</w:t>
+      </w:r>
+    </w:p>
+    <w:p>
+      <w:pPr>
+        <w:pStyle w:val="ListBullet"/>
+        <w:spacing w:line="240" w:lineRule="auto"/>
+        <w:ind w:left="720"/>
+      </w:pPr>
+      <w:r>
+        <w:rPr>
+          <w:lang w:val="zh_TW" w:bidi="zh_TW"/>
+        </w:rPr>
+      </w:r>
+      <w:r>
+        <w:rPr>
+          <w:lang w:val="zh_TW" w:bidi="zh_TW"/>
+        </w:rPr>
+        <w:t>有時，人們會反抗統治他們的政府或領袖。</w:t>
+      </w:r>
+    </w:p>
+    <w:p>
+      <w:pPr>
+        <w:pStyle w:val="ListBullet"/>
+        <w:spacing w:line="240" w:lineRule="auto"/>
+        <w:ind w:left="720"/>
+      </w:pPr>
+      <w:r>
+        <w:rPr>
+          <w:lang w:val="zh_TW" w:bidi="zh_TW"/>
+        </w:rPr>
+      </w:r>
+      <w:r>
+        <w:rPr>
+          <w:lang w:val="zh_TW" w:bidi="zh_TW"/>
+        </w:rPr>
+        <w:t>「悖逆」這個詞也可以根據上下文翻譯為「不順服」或「反抗」。</w:t>
+      </w:r>
+    </w:p>
+    <w:p>
+      <w:pPr>
+        <w:pStyle w:val="ListBullet"/>
+        <w:spacing w:line="240" w:lineRule="auto"/>
+        <w:ind w:left="720"/>
+      </w:pPr>
+      <w:r>
+        <w:rPr>
+          <w:lang w:val="zh_TW" w:bidi="zh_TW"/>
+        </w:rPr>
+      </w:r>
+      <w:r>
+        <w:rPr>
+          <w:lang w:val="zh_TW" w:bidi="zh_TW"/>
+        </w:rPr>
+        <w:t>「悖逆的」也可以翻譯為「持續不順服」或「拒絕順服」。</w:t>
+      </w:r>
+    </w:p>
+    <w:p>
+      <w:pPr>
+        <w:pStyle w:val="ListBullet"/>
+        <w:spacing w:line="240" w:lineRule="auto"/>
+        <w:ind w:left="720"/>
+      </w:pPr>
+      <w:r>
+        <w:rPr>
+          <w:lang w:val="zh_TW" w:bidi="zh_TW"/>
+        </w:rPr>
+      </w:r>
+      <w:r>
+        <w:rPr>
+          <w:lang w:val="zh_TW" w:bidi="zh_TW"/>
+        </w:rPr>
+        <w:t>「反抗」意指「拒絕順服」或「不服從的舉動」或「違背律法」。</w:t>
+      </w:r>
+    </w:p>
+    <w:p>
+      <w:pPr>
+        <w:pStyle w:val="ListBullet"/>
+        <w:spacing w:line="240" w:lineRule="auto"/>
+        <w:ind w:left="720"/>
+      </w:pPr>
+      <w:r>
+        <w:rPr>
+          <w:lang w:val="zh_TW" w:bidi="zh_TW"/>
+        </w:rPr>
+      </w:r>
+      <w:r>
+        <w:rPr>
+          <w:lang w:val="zh_TW" w:bidi="zh_TW"/>
+        </w:rPr>
+        <w:t>「反抗」或「反叛」也可以指一群有組織的人，透過違法和攻擊領袖及其他人來公開反抗統治當局。他們通常會讓其他人加入他們的反抗行動。</w:t>
+      </w:r>
+    </w:p>
+    <w:p>
+      <w:pPr/>
+      <w:r>
+        <w:rPr>
+          <w:lang w:val="zh_TW" w:bidi="zh_TW"/>
+        </w:rPr>
+      </w:r>
+      <w:r>
+        <w:rPr>
+          <w:lang w:val="zh_TW" w:bidi="zh_TW"/>
+        </w:rPr>
+        <w:t>（另見：</w:t>
+      </w:r>
+      <w:r>
+        <w:rPr>
+          <w:lang w:val="zh_TW" w:bidi="zh_TW"/>
+        </w:rPr>
+        <w:t>權柄</w:t>
+      </w:r>
+      <w:r>
+        <w:rPr>
+          <w:lang w:val="zh_TW" w:bidi="zh_TW"/>
+        </w:rPr>
         <w:t>、</w:t>
       </w:r>
       <w:r>
         <w:rPr>
           <w:lang w:val="zh_TW" w:bidi="zh_TW"/>
         </w:rPr>
-        <w:t>不服從</w:t>
-      </w:r>
-      <w:r>
-        <w:rPr>
-          <w:lang w:val="zh_TW" w:bidi="zh_TW"/>
-        </w:rPr>
-        <w:t>、</w:t>
-      </w:r>
-      <w:r>
-        <w:rPr>
-          <w:lang w:val="zh_TW" w:bidi="zh_TW"/>
-        </w:rPr>
-        <w:t>邪惡</w:t>
-      </w:r>
-      <w:r>
-        <w:rPr>
-          <w:lang w:val="zh_TW" w:bidi="zh_TW"/>
-        </w:rPr>
-        <w:t>、</w:t>
-      </w:r>
-      <w:r>
-        <w:rPr>
-          <w:lang w:val="zh_TW" w:bidi="zh_TW"/>
-        </w:rPr>
-        <w:t>轉向</w:t>
+        <w:t>巡撫</w:t>
       </w:r>
       <w:r>
         <w:rPr>
@@ -1649,79 +1978,97 @@
         <w:rPr>
           <w:lang w:val="zh_TW" w:bidi="zh_TW"/>
         </w:rPr>
-        <w:t>列王紀上8:47</w:t>
-      </w:r>
-    </w:p>
-    <w:p>
-      <w:pPr>
-        <w:pStyle w:val="ListBullet"/>
-        <w:spacing w:line="240" w:lineRule="auto"/>
-        <w:ind w:left="720"/>
-      </w:pPr>
-      <w:r>
-        <w:rPr>
-          <w:lang w:val="zh_TW" w:bidi="zh_TW"/>
-        </w:rPr>
-      </w:r>
-      <w:r>
-        <w:rPr>
-          <w:lang w:val="zh_TW" w:bidi="zh_TW"/>
-        </w:rPr>
-        <w:t>撒母耳記上20:30</w:t>
-      </w:r>
-    </w:p>
-    <w:p>
-      <w:pPr>
-        <w:pStyle w:val="ListBullet"/>
-        <w:spacing w:line="240" w:lineRule="auto"/>
-        <w:ind w:left="720"/>
-      </w:pPr>
-      <w:r>
-        <w:rPr>
-          <w:lang w:val="zh_TW" w:bidi="zh_TW"/>
-        </w:rPr>
-      </w:r>
-      <w:r>
-        <w:rPr>
-          <w:lang w:val="zh_TW" w:bidi="zh_TW"/>
-        </w:rPr>
-        <w:t>約伯記33:27–28</w:t>
-      </w:r>
-    </w:p>
-    <w:p>
-      <w:pPr>
-        <w:pStyle w:val="ListBullet"/>
-        <w:spacing w:line="240" w:lineRule="auto"/>
-        <w:ind w:left="720"/>
-      </w:pPr>
-      <w:r>
-        <w:rPr>
-          <w:lang w:val="zh_TW" w:bidi="zh_TW"/>
-        </w:rPr>
-      </w:r>
-      <w:r>
-        <w:rPr>
-          <w:lang w:val="zh_TW" w:bidi="zh_TW"/>
-        </w:rPr>
-        <w:t>路加福音23:2</w:t>
-      </w:r>
-    </w:p>
-    <w:p>
-      <w:pPr>
-        <w:pStyle w:val="ListBullet"/>
-        <w:spacing w:line="240" w:lineRule="auto"/>
-        <w:ind w:left="720"/>
-      </w:pPr>
-      <w:r>
-        <w:rPr>
-          <w:lang w:val="zh_TW" w:bidi="zh_TW"/>
-        </w:rPr>
-      </w:r>
-      <w:r>
-        <w:rPr>
-          <w:lang w:val="zh_TW" w:bidi="zh_TW"/>
-        </w:rPr>
-        <w:t>詩篇101:4–6</w:t>
+        <w:t>列王紀上12:18–19</w:t>
+      </w:r>
+    </w:p>
+    <w:p>
+      <w:pPr>
+        <w:pStyle w:val="ListBullet"/>
+        <w:spacing w:line="240" w:lineRule="auto"/>
+        <w:ind w:left="720"/>
+      </w:pPr>
+      <w:r>
+        <w:rPr>
+          <w:lang w:val="zh_TW" w:bidi="zh_TW"/>
+        </w:rPr>
+      </w:r>
+      <w:r>
+        <w:rPr>
+          <w:lang w:val="zh_TW" w:bidi="zh_TW"/>
+        </w:rPr>
+        <w:t>撒母耳記上12:14</w:t>
+      </w:r>
+    </w:p>
+    <w:p>
+      <w:pPr>
+        <w:pStyle w:val="ListBullet"/>
+        <w:spacing w:line="240" w:lineRule="auto"/>
+        <w:ind w:left="720"/>
+      </w:pPr>
+      <w:r>
+        <w:rPr>
+          <w:lang w:val="zh_TW" w:bidi="zh_TW"/>
+        </w:rPr>
+      </w:r>
+      <w:r>
+        <w:rPr>
+          <w:lang w:val="zh_TW" w:bidi="zh_TW"/>
+        </w:rPr>
+        <w:t>提摩太前書1:9–11</w:t>
+      </w:r>
+    </w:p>
+    <w:p>
+      <w:pPr>
+        <w:pStyle w:val="ListBullet"/>
+        <w:spacing w:line="240" w:lineRule="auto"/>
+        <w:ind w:left="720"/>
+      </w:pPr>
+      <w:r>
+        <w:rPr>
+          <w:lang w:val="zh_TW" w:bidi="zh_TW"/>
+        </w:rPr>
+      </w:r>
+      <w:r>
+        <w:rPr>
+          <w:lang w:val="zh_TW" w:bidi="zh_TW"/>
+        </w:rPr>
+        <w:t>歷代志下10:17–19</w:t>
+      </w:r>
+    </w:p>
+    <w:p>
+      <w:pPr>
+        <w:pStyle w:val="ListBullet"/>
+        <w:spacing w:line="240" w:lineRule="auto"/>
+        <w:ind w:left="720"/>
+      </w:pPr>
+      <w:r>
+        <w:rPr>
+          <w:lang w:val="zh_TW" w:bidi="zh_TW"/>
+        </w:rPr>
+      </w:r>
+      <w:r>
+        <w:rPr>
+          <w:lang w:val="zh_TW" w:bidi="zh_TW"/>
+        </w:rPr>
+        <w:t>使徒行傳21:38</w:t>
+      </w:r>
+    </w:p>
+    <w:p>
+      <w:pPr>
+        <w:pStyle w:val="ListBullet"/>
+        <w:spacing w:line="240" w:lineRule="auto"/>
+        <w:ind w:left="720"/>
+      </w:pPr>
+      <w:r>
+        <w:rPr>
+          <w:lang w:val="zh_TW" w:bidi="zh_TW"/>
+        </w:rPr>
+      </w:r>
+      <w:r>
+        <w:rPr>
+          <w:lang w:val="zh_TW" w:bidi="zh_TW"/>
+        </w:rPr>
+        <w:t>路加福音23:19</w:t>
       </w:r>
     </w:p>
     <w:p>
@@ -1732,6 +2079,293 @@
         <w:rPr>
           <w:lang w:val="zh_TW" w:bidi="zh_TW"/>
         </w:rPr>
+        <w:t>聖經開卷故事集裡的例子：</w:t>
+      </w:r>
+    </w:p>
+    <w:p>
+      <w:pPr>
+        <w:pStyle w:val="ListBullet"/>
+        <w:spacing w:line="240" w:lineRule="auto"/>
+        <w:ind w:left="720"/>
+      </w:pPr>
+      <w:r>
+        <w:rPr>
+          <w:lang w:val="zh_TW" w:bidi="zh_TW"/>
+        </w:rPr>
+      </w:r>
+      <w:r>
+        <w:rPr>
+          <w:b/>
+          <w:lang w:val="zh_TW" w:bidi="zh_TW"/>
+        </w:rPr>
+        <w:t>14:14</w:t>
+      </w:r>
+      <w:r>
+        <w:rPr>
+          <w:lang w:val="zh_TW" w:bidi="zh_TW"/>
+        </w:rPr>
+        <w:t xml:space="preserve"> </w:t>
+      </w:r>
+      <w:r>
+        <w:rPr>
+          <w:lang w:val="zh_TW" w:bidi="zh_TW"/>
+        </w:rPr>
+        <w:t>以色列人遊蕩四十年之後，所有</w:t>
+      </w:r>
+      <w:r>
+        <w:rPr>
+          <w:b/>
+          <w:lang w:val="zh_TW" w:bidi="zh_TW"/>
+        </w:rPr>
+        <w:t>悖逆</w:t>
+      </w:r>
+      <w:r>
+        <w:rPr>
+          <w:lang w:val="zh_TW" w:bidi="zh_TW"/>
+        </w:rPr>
+        <w:t>神的人都死了。</w:t>
+      </w:r>
+    </w:p>
+    <w:p>
+      <w:pPr>
+        <w:pStyle w:val="ListBullet"/>
+        <w:spacing w:line="240" w:lineRule="auto"/>
+        <w:ind w:left="720"/>
+      </w:pPr>
+      <w:r>
+        <w:rPr>
+          <w:lang w:val="zh_TW" w:bidi="zh_TW"/>
+        </w:rPr>
+      </w:r>
+      <w:r>
+        <w:rPr>
+          <w:b/>
+          <w:lang w:val="zh_TW" w:bidi="zh_TW"/>
+        </w:rPr>
+        <w:t>18:7</w:t>
+      </w:r>
+      <w:r>
+        <w:rPr>
+          <w:lang w:val="zh_TW" w:bidi="zh_TW"/>
+        </w:rPr>
+        <w:t xml:space="preserve"> </w:t>
+      </w:r>
+      <w:r>
+        <w:rPr>
+          <w:lang w:val="zh_TW" w:bidi="zh_TW"/>
+        </w:rPr>
+        <w:t>以色列國的十個支派起來</w:t>
+      </w:r>
+      <w:r>
+        <w:rPr>
+          <w:b/>
+          <w:lang w:val="zh_TW" w:bidi="zh_TW"/>
+        </w:rPr>
+        <w:t>反抗</w:t>
+      </w:r>
+      <w:r>
+        <w:rPr>
+          <w:lang w:val="zh_TW" w:bidi="zh_TW"/>
+        </w:rPr>
+        <w:t>羅波安。</w:t>
+      </w:r>
+    </w:p>
+    <w:p>
+      <w:pPr>
+        <w:pStyle w:val="ListBullet"/>
+        <w:spacing w:line="240" w:lineRule="auto"/>
+        <w:ind w:left="720"/>
+      </w:pPr>
+      <w:r>
+        <w:rPr>
+          <w:lang w:val="zh_TW" w:bidi="zh_TW"/>
+        </w:rPr>
+      </w:r>
+      <w:r>
+        <w:rPr>
+          <w:b/>
+          <w:lang w:val="zh_TW" w:bidi="zh_TW"/>
+        </w:rPr>
+        <w:t>18:9</w:t>
+      </w:r>
+      <w:r>
+        <w:rPr>
+          <w:lang w:val="zh_TW" w:bidi="zh_TW"/>
+        </w:rPr>
+        <w:t xml:space="preserve"> </w:t>
+      </w:r>
+      <w:r>
+        <w:rPr>
+          <w:lang w:val="zh_TW" w:bidi="zh_TW"/>
+        </w:rPr>
+        <w:t>耶羅波安</w:t>
+      </w:r>
+      <w:r>
+        <w:rPr>
+          <w:b/>
+          <w:lang w:val="zh_TW" w:bidi="zh_TW"/>
+        </w:rPr>
+        <w:t>悖逆</w:t>
+      </w:r>
+      <w:r>
+        <w:rPr>
+          <w:lang w:val="zh_TW" w:bidi="zh_TW"/>
+        </w:rPr>
+        <w:t>神，使百姓犯罪。</w:t>
+      </w:r>
+    </w:p>
+    <w:p>
+      <w:pPr>
+        <w:pStyle w:val="ListBullet"/>
+        <w:spacing w:line="240" w:lineRule="auto"/>
+        <w:ind w:left="720"/>
+      </w:pPr>
+      <w:r>
+        <w:rPr>
+          <w:lang w:val="zh_TW" w:bidi="zh_TW"/>
+        </w:rPr>
+      </w:r>
+      <w:r>
+        <w:rPr>
+          <w:b/>
+          <w:lang w:val="zh_TW" w:bidi="zh_TW"/>
+        </w:rPr>
+        <w:t>18:13</w:t>
+      </w:r>
+      <w:r>
+        <w:rPr>
+          <w:lang w:val="zh_TW" w:bidi="zh_TW"/>
+        </w:rPr>
+        <w:t xml:space="preserve"> </w:t>
+      </w:r>
+      <w:r>
+        <w:rPr>
+          <w:lang w:val="zh_TW" w:bidi="zh_TW"/>
+        </w:rPr>
+        <w:t>猶大的百姓也</w:t>
+      </w:r>
+      <w:r>
+        <w:rPr>
+          <w:b/>
+          <w:lang w:val="zh_TW" w:bidi="zh_TW"/>
+        </w:rPr>
+        <w:t>悖逆</w:t>
+      </w:r>
+      <w:r>
+        <w:rPr>
+          <w:lang w:val="zh_TW" w:bidi="zh_TW"/>
+        </w:rPr>
+        <w:t>神、拜其他神</w:t>
+      </w:r>
+      <w:r>
+        <w:rPr>
+          <w:lang w:val="zh_TW" w:bidi="zh_TW"/>
+        </w:rPr>
+        <w:t>。</w:t>
+      </w:r>
+    </w:p>
+    <w:p>
+      <w:pPr>
+        <w:pStyle w:val="ListBullet"/>
+        <w:spacing w:line="240" w:lineRule="auto"/>
+        <w:ind w:left="720"/>
+      </w:pPr>
+      <w:r>
+        <w:rPr>
+          <w:lang w:val="zh_TW" w:bidi="zh_TW"/>
+        </w:rPr>
+      </w:r>
+      <w:r>
+        <w:rPr>
+          <w:b/>
+          <w:lang w:val="zh_TW" w:bidi="zh_TW"/>
+        </w:rPr>
+        <w:t>20:7</w:t>
+      </w:r>
+      <w:r>
+        <w:rPr>
+          <w:lang w:val="zh_TW" w:bidi="zh_TW"/>
+        </w:rPr>
+        <w:t xml:space="preserve"> </w:t>
+      </w:r>
+      <w:r>
+        <w:rPr>
+          <w:lang w:val="zh_TW" w:bidi="zh_TW"/>
+        </w:rPr>
+        <w:t>幾年以後，猶大王</w:t>
+      </w:r>
+      <w:r>
+        <w:rPr>
+          <w:b/>
+          <w:lang w:val="zh_TW" w:bidi="zh_TW"/>
+        </w:rPr>
+        <w:t>背叛</w:t>
+      </w:r>
+      <w:r>
+        <w:rPr>
+          <w:lang w:val="zh_TW" w:bidi="zh_TW"/>
+        </w:rPr>
+        <w:t>巴比倫國。</w:t>
+      </w:r>
+    </w:p>
+    <w:p>
+      <w:pPr>
+        <w:pStyle w:val="ListBullet"/>
+        <w:spacing w:line="240" w:lineRule="auto"/>
+        <w:ind w:left="720"/>
+      </w:pPr>
+      <w:r>
+        <w:rPr>
+          <w:lang w:val="zh_TW" w:bidi="zh_TW"/>
+        </w:rPr>
+      </w:r>
+      <w:r>
+        <w:rPr>
+          <w:b/>
+          <w:lang w:val="zh_TW" w:bidi="zh_TW"/>
+        </w:rPr>
+        <w:t>45:3</w:t>
+      </w:r>
+      <w:r>
+        <w:rPr>
+          <w:lang w:val="zh_TW" w:bidi="zh_TW"/>
+        </w:rPr>
+        <w:t xml:space="preserve"> </w:t>
+      </w:r>
+      <w:r>
+        <w:rPr>
+          <w:lang w:val="zh_TW" w:bidi="zh_TW"/>
+        </w:rPr>
+        <w:t>之後他說：「你們這些剛硬且</w:t>
+      </w:r>
+      <w:r>
+        <w:rPr>
+          <w:b/>
+          <w:lang w:val="zh_TW" w:bidi="zh_TW"/>
+        </w:rPr>
+        <w:t>悖逆的</w:t>
+      </w:r>
+      <w:r>
+        <w:rPr>
+          <w:lang w:val="zh_TW" w:bidi="zh_TW"/>
+        </w:rPr>
+        <w:t>人，你們總是拒絕聖靈，就像你們的祖先總是拒絕神，把祂的先知也殺了。</w:t>
+      </w:r>
+      <w:r>
+        <w:rPr>
+          <w:lang w:val="zh_TW" w:bidi="zh_TW"/>
+        </w:rPr>
+        <w:t>」</w:t>
+      </w:r>
+    </w:p>
+    <w:p>
+      <w:pPr>
+        <w:pStyle w:val="Heading3"/>
+      </w:pPr>
+      <w:r>
+        <w:rPr>
+          <w:lang w:val="zh_TW" w:bidi="zh_TW"/>
+        </w:rPr>
         <w:t>原文參照：</w:t>
       </w:r>
     </w:p>
@@ -1750,7 +2384,7 @@
         <w:rPr>
           <w:lang w:val="zh_TW" w:bidi="zh_TW"/>
         </w:rPr>
-        <w:t>史特朗號：H1942，H2015，H3868，H4297，H5186，H5557，H5558，H5753，H5766，H5773，H5791，H6140，H6141，H8138，H8397，H8419，G12940</w:t>
+        <w:t>史特朗號：H4775，H4776，H4777，H4779，H4780，H4784，H4805，H5327，H5627，H5637，H6586，H6588，H7846，G38930，G49550</w:t>
       </w:r>
       <w:r>
         <w:rPr>
@@ -1779,7 +2413,7 @@
         <w:rPr>
           <w:lang w:val="zh_TW" w:bidi="zh_TW"/>
         </w:rPr>
-        <w:t>悖逆</w:t>
+        <w:t>被鬼附</w:t>
       </w:r>
       <w:r>
         <w:rPr>
@@ -1809,133 +2443,72 @@
         <w:rPr>
           <w:lang w:val="zh_TW" w:bidi="zh_TW"/>
         </w:rPr>
-        <w:t>「悖逆」這個詞的意思是拒絕順服某人的權柄。「悖逆」的人經常不順服並做惡事。這種人被稱為「悖逆者」。</w:t>
-      </w:r>
-    </w:p>
-    <w:p>
-      <w:pPr>
-        <w:pStyle w:val="ListBullet"/>
-        <w:spacing w:line="240" w:lineRule="auto"/>
-        <w:ind w:left="720"/>
-      </w:pPr>
-      <w:r>
-        <w:rPr>
-          <w:lang w:val="zh_TW" w:bidi="zh_TW"/>
-        </w:rPr>
-      </w:r>
-      <w:r>
-        <w:rPr>
-          <w:lang w:val="zh_TW" w:bidi="zh_TW"/>
-        </w:rPr>
-        <w:t>當人做了在他之上的權柄告訴他不要做的事情時，他就是悖逆。</w:t>
-      </w:r>
-    </w:p>
-    <w:p>
-      <w:pPr>
-        <w:pStyle w:val="ListBullet"/>
-        <w:spacing w:line="240" w:lineRule="auto"/>
-        <w:ind w:left="720"/>
-      </w:pPr>
-      <w:r>
-        <w:rPr>
-          <w:lang w:val="zh_TW" w:bidi="zh_TW"/>
-        </w:rPr>
-      </w:r>
-      <w:r>
-        <w:rPr>
-          <w:lang w:val="zh_TW" w:bidi="zh_TW"/>
-        </w:rPr>
-        <w:t>人的悖逆也可以是拒絕執行當局命令他做的事情。</w:t>
-      </w:r>
-    </w:p>
-    <w:p>
-      <w:pPr>
-        <w:pStyle w:val="ListBullet"/>
-        <w:spacing w:line="240" w:lineRule="auto"/>
-        <w:ind w:left="720"/>
-      </w:pPr>
-      <w:r>
-        <w:rPr>
-          <w:lang w:val="zh_TW" w:bidi="zh_TW"/>
-        </w:rPr>
-      </w:r>
-      <w:r>
-        <w:rPr>
-          <w:lang w:val="zh_TW" w:bidi="zh_TW"/>
-        </w:rPr>
-        <w:t>有時，人們會反抗統治他們的政府或領袖。</w:t>
-      </w:r>
-    </w:p>
-    <w:p>
-      <w:pPr>
-        <w:pStyle w:val="ListBullet"/>
-        <w:spacing w:line="240" w:lineRule="auto"/>
-        <w:ind w:left="720"/>
-      </w:pPr>
-      <w:r>
-        <w:rPr>
-          <w:lang w:val="zh_TW" w:bidi="zh_TW"/>
-        </w:rPr>
-      </w:r>
-      <w:r>
-        <w:rPr>
-          <w:lang w:val="zh_TW" w:bidi="zh_TW"/>
-        </w:rPr>
-        <w:t>「悖逆」這個詞也可以根據上下文翻譯為「不順服」或「反抗」。</w:t>
-      </w:r>
-    </w:p>
-    <w:p>
-      <w:pPr>
-        <w:pStyle w:val="ListBullet"/>
-        <w:spacing w:line="240" w:lineRule="auto"/>
-        <w:ind w:left="720"/>
-      </w:pPr>
-      <w:r>
-        <w:rPr>
-          <w:lang w:val="zh_TW" w:bidi="zh_TW"/>
-        </w:rPr>
-      </w:r>
-      <w:r>
-        <w:rPr>
-          <w:lang w:val="zh_TW" w:bidi="zh_TW"/>
-        </w:rPr>
-        <w:t>「悖逆的」也可以翻譯為「持續不順服」或「拒絕順服」。</w:t>
-      </w:r>
-    </w:p>
-    <w:p>
-      <w:pPr>
-        <w:pStyle w:val="ListBullet"/>
-        <w:spacing w:line="240" w:lineRule="auto"/>
-        <w:ind w:left="720"/>
-      </w:pPr>
-      <w:r>
-        <w:rPr>
-          <w:lang w:val="zh_TW" w:bidi="zh_TW"/>
-        </w:rPr>
-      </w:r>
-      <w:r>
-        <w:rPr>
-          <w:lang w:val="zh_TW" w:bidi="zh_TW"/>
-        </w:rPr>
-        <w:t>「反抗」意指「拒絕順服」或「不服從的舉動」或「違背律法」。</w:t>
-      </w:r>
-    </w:p>
-    <w:p>
-      <w:pPr>
-        <w:pStyle w:val="ListBullet"/>
-        <w:spacing w:line="240" w:lineRule="auto"/>
-        <w:ind w:left="720"/>
-      </w:pPr>
-      <w:r>
-        <w:rPr>
-          <w:lang w:val="zh_TW" w:bidi="zh_TW"/>
-        </w:rPr>
-      </w:r>
-      <w:r>
-        <w:rPr>
-          <w:lang w:val="zh_TW" w:bidi="zh_TW"/>
-        </w:rPr>
-        <w:t>「反抗」或「反叛」也可以指一群有組織的人，透過違法和攻擊領袖及其他人來公開反抗統治當局。他們通常會讓其他人加入他們的反抗行動。</w:t>
+        <w:t>被鬼附的人是指被鬼或邪靈控制，影響他們的行為和思想。</w:t>
+      </w:r>
+    </w:p>
+    <w:p>
+      <w:pPr>
+        <w:pStyle w:val="ListBullet"/>
+        <w:spacing w:line="240" w:lineRule="auto"/>
+        <w:ind w:left="720"/>
+      </w:pPr>
+      <w:r>
+        <w:rPr>
+          <w:lang w:val="zh_TW" w:bidi="zh_TW"/>
+        </w:rPr>
+      </w:r>
+      <w:r>
+        <w:rPr>
+          <w:lang w:val="zh_TW" w:bidi="zh_TW"/>
+        </w:rPr>
+        <w:t>通常，被鬼附的人會因為邪靈的操控而傷害自己或他人。</w:t>
+      </w:r>
+    </w:p>
+    <w:p>
+      <w:pPr>
+        <w:pStyle w:val="ListBullet"/>
+        <w:spacing w:line="240" w:lineRule="auto"/>
+        <w:ind w:left="720"/>
+      </w:pPr>
+      <w:r>
+        <w:rPr>
+          <w:lang w:val="zh_TW" w:bidi="zh_TW"/>
+        </w:rPr>
+      </w:r>
+      <w:r>
+        <w:rPr>
+          <w:lang w:val="zh_TW" w:bidi="zh_TW"/>
+        </w:rPr>
+        <w:t>耶穌醫治鬼附的人，祂藉著命令鬼從他們身上出來，這通常稱為「趕出」鬼。</w:t>
+      </w:r>
+    </w:p>
+    <w:p>
+      <w:pPr>
+        <w:pStyle w:val="Heading3"/>
+      </w:pPr>
+      <w:r>
+        <w:rPr>
+          <w:lang w:val="zh_TW" w:bidi="zh_TW"/>
+        </w:rPr>
+        <w:t>翻譯相關建議：</w:t>
+      </w:r>
+    </w:p>
+    <w:p>
+      <w:pPr>
+        <w:pStyle w:val="ListBullet"/>
+        <w:spacing w:line="240" w:lineRule="auto"/>
+        <w:ind w:left="720"/>
+      </w:pPr>
+      <w:r>
+        <w:rPr>
+          <w:lang w:val="zh_TW" w:bidi="zh_TW"/>
+        </w:rPr>
+      </w:r>
+      <w:r>
+        <w:rPr>
+          <w:lang w:val="zh_TW" w:bidi="zh_TW"/>
+        </w:rPr>
+        <w:t>翻譯這個詞的其它方式可以包括「被鬼控制」或「被邪靈控制」或「有邪靈住在裡面」。</w:t>
       </w:r>
     </w:p>
     <w:p>
@@ -1955,19 +2528,7 @@
         <w:rPr>
           <w:lang w:val="zh_TW" w:bidi="zh_TW"/>
         </w:rPr>
-        <w:t>權柄</w:t>
-      </w:r>
-      <w:r>
-        <w:rPr>
-          <w:lang w:val="zh_TW" w:bidi="zh_TW"/>
-        </w:rPr>
-        <w:t>、</w:t>
-      </w:r>
-      <w:r>
-        <w:rPr>
-          <w:lang w:val="zh_TW" w:bidi="zh_TW"/>
-        </w:rPr>
-        <w:t>巡撫</w:t>
+        <w:t>鬼</w:t>
       </w:r>
       <w:r>
         <w:rPr>
@@ -2002,97 +2563,61 @@
         <w:rPr>
           <w:lang w:val="zh_TW" w:bidi="zh_TW"/>
         </w:rPr>
-        <w:t>列王紀上12:18–19</w:t>
-      </w:r>
-    </w:p>
-    <w:p>
-      <w:pPr>
-        <w:pStyle w:val="ListBullet"/>
-        <w:spacing w:line="240" w:lineRule="auto"/>
-        <w:ind w:left="720"/>
-      </w:pPr>
-      <w:r>
-        <w:rPr>
-          <w:lang w:val="zh_TW" w:bidi="zh_TW"/>
-        </w:rPr>
-      </w:r>
-      <w:r>
-        <w:rPr>
-          <w:lang w:val="zh_TW" w:bidi="zh_TW"/>
-        </w:rPr>
-        <w:t>撒母耳記上12:14</w:t>
-      </w:r>
-    </w:p>
-    <w:p>
-      <w:pPr>
-        <w:pStyle w:val="ListBullet"/>
-        <w:spacing w:line="240" w:lineRule="auto"/>
-        <w:ind w:left="720"/>
-      </w:pPr>
-      <w:r>
-        <w:rPr>
-          <w:lang w:val="zh_TW" w:bidi="zh_TW"/>
-        </w:rPr>
-      </w:r>
-      <w:r>
-        <w:rPr>
-          <w:lang w:val="zh_TW" w:bidi="zh_TW"/>
-        </w:rPr>
-        <w:t>提摩太前書1:9–11</w:t>
-      </w:r>
-    </w:p>
-    <w:p>
-      <w:pPr>
-        <w:pStyle w:val="ListBullet"/>
-        <w:spacing w:line="240" w:lineRule="auto"/>
-        <w:ind w:left="720"/>
-      </w:pPr>
-      <w:r>
-        <w:rPr>
-          <w:lang w:val="zh_TW" w:bidi="zh_TW"/>
-        </w:rPr>
-      </w:r>
-      <w:r>
-        <w:rPr>
-          <w:lang w:val="zh_TW" w:bidi="zh_TW"/>
-        </w:rPr>
-        <w:t>歷代志下10:17–19</w:t>
-      </w:r>
-    </w:p>
-    <w:p>
-      <w:pPr>
-        <w:pStyle w:val="ListBullet"/>
-        <w:spacing w:line="240" w:lineRule="auto"/>
-        <w:ind w:left="720"/>
-      </w:pPr>
-      <w:r>
-        <w:rPr>
-          <w:lang w:val="zh_TW" w:bidi="zh_TW"/>
-        </w:rPr>
-      </w:r>
-      <w:r>
-        <w:rPr>
-          <w:lang w:val="zh_TW" w:bidi="zh_TW"/>
-        </w:rPr>
-        <w:t>使徒行傳21:38</w:t>
-      </w:r>
-    </w:p>
-    <w:p>
-      <w:pPr>
-        <w:pStyle w:val="ListBullet"/>
-        <w:spacing w:line="240" w:lineRule="auto"/>
-        <w:ind w:left="720"/>
-      </w:pPr>
-      <w:r>
-        <w:rPr>
-          <w:lang w:val="zh_TW" w:bidi="zh_TW"/>
-        </w:rPr>
-      </w:r>
-      <w:r>
-        <w:rPr>
-          <w:lang w:val="zh_TW" w:bidi="zh_TW"/>
-        </w:rPr>
-        <w:t>路加福音23:19</w:t>
+        <w:t>馬可福音1:32</w:t>
+      </w:r>
+    </w:p>
+    <w:p>
+      <w:pPr>
+        <w:pStyle w:val="ListBullet"/>
+        <w:spacing w:line="240" w:lineRule="auto"/>
+        <w:ind w:left="720"/>
+      </w:pPr>
+      <w:r>
+        <w:rPr>
+          <w:lang w:val="zh_TW" w:bidi="zh_TW"/>
+        </w:rPr>
+      </w:r>
+      <w:r>
+        <w:rPr>
+          <w:lang w:val="zh_TW" w:bidi="zh_TW"/>
+        </w:rPr>
+        <w:t>馬太福音4:24</w:t>
+      </w:r>
+    </w:p>
+    <w:p>
+      <w:pPr>
+        <w:pStyle w:val="ListBullet"/>
+        <w:spacing w:line="240" w:lineRule="auto"/>
+        <w:ind w:left="720"/>
+      </w:pPr>
+      <w:r>
+        <w:rPr>
+          <w:lang w:val="zh_TW" w:bidi="zh_TW"/>
+        </w:rPr>
+      </w:r>
+      <w:r>
+        <w:rPr>
+          <w:lang w:val="zh_TW" w:bidi="zh_TW"/>
+        </w:rPr>
+        <w:t>馬太福音8:16</w:t>
+      </w:r>
+    </w:p>
+    <w:p>
+      <w:pPr>
+        <w:pStyle w:val="ListBullet"/>
+        <w:spacing w:line="240" w:lineRule="auto"/>
+        <w:ind w:left="720"/>
+      </w:pPr>
+      <w:r>
+        <w:rPr>
+          <w:lang w:val="zh_TW" w:bidi="zh_TW"/>
+        </w:rPr>
+      </w:r>
+      <w:r>
+        <w:rPr>
+          <w:lang w:val="zh_TW" w:bidi="zh_TW"/>
+        </w:rPr>
+        <w:t>馬太福音8:33</w:t>
       </w:r>
     </w:p>
     <w:p>
@@ -2122,7 +2647,83 @@
           <w:b/>
           <w:lang w:val="zh_TW" w:bidi="zh_TW"/>
         </w:rPr>
-        <w:t>14:14</w:t>
+        <w:t>26:9</w:t>
+      </w:r>
+      <w:r>
+        <w:rPr>
+          <w:lang w:val="zh_TW" w:bidi="zh_TW"/>
+        </w:rPr>
+        <w:t xml:space="preserve"> 很多被</w:t>
+      </w:r>
+      <w:r>
+        <w:rPr>
+          <w:b/>
+          <w:lang w:val="zh_TW" w:bidi="zh_TW"/>
+        </w:rPr>
+        <w:t>鬼附身</w:t>
+      </w:r>
+      <w:r>
+        <w:rPr>
+          <w:lang w:val="zh_TW" w:bidi="zh_TW"/>
+        </w:rPr>
+        <w:t>的人也被帶到耶穌面前。</w:t>
+      </w:r>
+    </w:p>
+    <w:p>
+      <w:pPr>
+        <w:pStyle w:val="ListBullet"/>
+        <w:spacing w:line="240" w:lineRule="auto"/>
+        <w:ind w:left="720"/>
+      </w:pPr>
+      <w:r>
+        <w:rPr>
+          <w:lang w:val="zh_TW" w:bidi="zh_TW"/>
+        </w:rPr>
+      </w:r>
+      <w:r>
+        <w:rPr>
+          <w:b/>
+          <w:lang w:val="zh_TW" w:bidi="zh_TW"/>
+        </w:rPr>
+        <w:t>32:2</w:t>
+      </w:r>
+      <w:r>
+        <w:rPr>
+          <w:lang w:val="zh_TW" w:bidi="zh_TW"/>
+        </w:rPr>
+        <w:t xml:space="preserve"> 當他們到達湖的另一邊時，一個</w:t>
+      </w:r>
+      <w:r>
+        <w:rPr>
+          <w:b/>
+          <w:lang w:val="zh_TW" w:bidi="zh_TW"/>
+        </w:rPr>
+        <w:t>被鬼附身</w:t>
+      </w:r>
+      <w:r>
+        <w:rPr>
+          <w:lang w:val="zh_TW" w:bidi="zh_TW"/>
+        </w:rPr>
+        <w:t>的人跑向耶穌。</w:t>
+      </w:r>
+    </w:p>
+    <w:p>
+      <w:pPr>
+        <w:pStyle w:val="ListBullet"/>
+        <w:spacing w:line="240" w:lineRule="auto"/>
+        <w:ind w:left="720"/>
+      </w:pPr>
+      <w:r>
+        <w:rPr>
+          <w:lang w:val="zh_TW" w:bidi="zh_TW"/>
+        </w:rPr>
+      </w:r>
+      <w:r>
+        <w:rPr>
+          <w:b/>
+          <w:lang w:val="zh_TW" w:bidi="zh_TW"/>
+        </w:rPr>
+        <w:t>32:6</w:t>
       </w:r>
       <w:r>
         <w:rPr>
@@ -2134,20 +2735,20 @@
         <w:rPr>
           <w:lang w:val="zh_TW" w:bidi="zh_TW"/>
         </w:rPr>
-        <w:t>以色列人遊蕩四十年之後，所有</w:t>
+        <w:t>這人</w:t>
       </w:r>
       <w:r>
         <w:rPr>
           <w:b/>
           <w:lang w:val="zh_TW" w:bidi="zh_TW"/>
         </w:rPr>
-        <w:t>悖逆</w:t>
-      </w:r>
-      <w:r>
-        <w:rPr>
-          <w:lang w:val="zh_TW" w:bidi="zh_TW"/>
-        </w:rPr>
-        <w:t>神的人都死了。</w:t>
+        <w:t>身上的惡鬼</w:t>
+      </w:r>
+      <w:r>
+        <w:rPr>
+          <w:lang w:val="zh_TW" w:bidi="zh_TW"/>
+        </w:rPr>
+        <w:t>大叫說道，「至高神的兒子耶穌，我與你有什麼相干？請不要叫我受苦！」</w:t>
       </w:r>
     </w:p>
     <w:p>
@@ -2166,7 +2767,7 @@
           <w:b/>
           <w:lang w:val="zh_TW" w:bidi="zh_TW"/>
         </w:rPr>
-        <w:t>18:7</w:t>
+        <w:t>32:9</w:t>
       </w:r>
       <w:r>
         <w:rPr>
@@ -2178,20 +2779,26 @@
         <w:rPr>
           <w:lang w:val="zh_TW" w:bidi="zh_TW"/>
         </w:rPr>
-        <w:t>以色列國的十個支派起來</w:t>
+        <w:t>城裡的人都跑來看那曾</w:t>
       </w:r>
       <w:r>
         <w:rPr>
           <w:b/>
           <w:lang w:val="zh_TW" w:bidi="zh_TW"/>
         </w:rPr>
-        <w:t>反抗</w:t>
-      </w:r>
-      <w:r>
-        <w:rPr>
-          <w:lang w:val="zh_TW" w:bidi="zh_TW"/>
-        </w:rPr>
-        <w:t>羅波安。</w:t>
+        <w:t>被鬼附</w:t>
+      </w:r>
+      <w:r>
+        <w:rPr>
+          <w:lang w:val="zh_TW" w:bidi="zh_TW"/>
+        </w:rPr>
+        <w:t>的人</w:t>
+      </w:r>
+      <w:r>
+        <w:rPr>
+          <w:lang w:val="zh_TW" w:bidi="zh_TW"/>
+        </w:rPr>
+        <w:t>。</w:t>
       </w:r>
     </w:p>
     <w:p>
@@ -2210,7 +2817,7 @@
           <w:b/>
           <w:lang w:val="zh_TW" w:bidi="zh_TW"/>
         </w:rPr>
-        <w:t>18:9</w:t>
+        <w:t>47:3</w:t>
       </w:r>
       <w:r>
         <w:rPr>
@@ -2222,64 +2829,32 @@
         <w:rPr>
           <w:lang w:val="zh_TW" w:bidi="zh_TW"/>
         </w:rPr>
-        <w:t>耶羅波安</w:t>
+        <w:t>每天，他們</w:t>
+      </w:r>
+      <w:r>
+        <w:rPr>
+          <w:lang w:val="zh_TW" w:bidi="zh_TW"/>
+        </w:rPr>
+        <w:t>（保羅和西拉）</w:t>
+      </w:r>
+      <w:r>
+        <w:rPr>
+          <w:lang w:val="zh_TW" w:bidi="zh_TW"/>
+        </w:rPr>
+        <w:t>走到那裡的時候，就有一個</w:t>
       </w:r>
       <w:r>
         <w:rPr>
           <w:b/>
           <w:lang w:val="zh_TW" w:bidi="zh_TW"/>
         </w:rPr>
-        <w:t>悖逆</w:t>
-      </w:r>
-      <w:r>
-        <w:rPr>
-          <w:lang w:val="zh_TW" w:bidi="zh_TW"/>
-        </w:rPr>
-        <w:t>神，使百姓犯罪。</w:t>
-      </w:r>
-    </w:p>
-    <w:p>
-      <w:pPr>
-        <w:pStyle w:val="ListBullet"/>
-        <w:spacing w:line="240" w:lineRule="auto"/>
-        <w:ind w:left="720"/>
-      </w:pPr>
-      <w:r>
-        <w:rPr>
-          <w:lang w:val="zh_TW" w:bidi="zh_TW"/>
-        </w:rPr>
-      </w:r>
-      <w:r>
-        <w:rPr>
-          <w:b/>
-          <w:lang w:val="zh_TW" w:bidi="zh_TW"/>
-        </w:rPr>
-        <w:t>18:13</w:t>
-      </w:r>
-      <w:r>
-        <w:rPr>
-          <w:lang w:val="zh_TW" w:bidi="zh_TW"/>
-        </w:rPr>
-        <w:t xml:space="preserve"> </w:t>
-      </w:r>
-      <w:r>
-        <w:rPr>
-          <w:lang w:val="zh_TW" w:bidi="zh_TW"/>
-        </w:rPr>
-        <w:t>猶大的百姓也</w:t>
-      </w:r>
-      <w:r>
-        <w:rPr>
-          <w:b/>
-          <w:lang w:val="zh_TW" w:bidi="zh_TW"/>
-        </w:rPr>
-        <w:t>悖逆</w:t>
-      </w:r>
-      <w:r>
-        <w:rPr>
-          <w:lang w:val="zh_TW" w:bidi="zh_TW"/>
-        </w:rPr>
-        <w:t>神、拜其他神</w:t>
+        <w:t>被鬼附身</w:t>
+      </w:r>
+      <w:r>
+        <w:rPr>
+          <w:lang w:val="zh_TW" w:bidi="zh_TW"/>
+        </w:rPr>
+        <w:t>的使女跟著他們</w:t>
       </w:r>
       <w:r>
         <w:rPr>
@@ -2290,100 +2865,6 @@
     </w:p>
     <w:p>
       <w:pPr>
-        <w:pStyle w:val="ListBullet"/>
-        <w:spacing w:line="240" w:lineRule="auto"/>
-        <w:ind w:left="720"/>
-      </w:pPr>
-      <w:r>
-        <w:rPr>
-          <w:lang w:val="zh_TW" w:bidi="zh_TW"/>
-        </w:rPr>
-      </w:r>
-      <w:r>
-        <w:rPr>
-          <w:b/>
-          <w:lang w:val="zh_TW" w:bidi="zh_TW"/>
-        </w:rPr>
-        <w:t>20:7</w:t>
-      </w:r>
-      <w:r>
-        <w:rPr>
-          <w:lang w:val="zh_TW" w:bidi="zh_TW"/>
-        </w:rPr>
-        <w:t xml:space="preserve"> </w:t>
-      </w:r>
-      <w:r>
-        <w:rPr>
-          <w:lang w:val="zh_TW" w:bidi="zh_TW"/>
-        </w:rPr>
-        <w:t>幾年以後，猶大王</w:t>
-      </w:r>
-      <w:r>
-        <w:rPr>
-          <w:b/>
-          <w:lang w:val="zh_TW" w:bidi="zh_TW"/>
-        </w:rPr>
-        <w:t>背叛</w:t>
-      </w:r>
-      <w:r>
-        <w:rPr>
-          <w:lang w:val="zh_TW" w:bidi="zh_TW"/>
-        </w:rPr>
-        <w:t>巴比倫國。</w:t>
-      </w:r>
-    </w:p>
-    <w:p>
-      <w:pPr>
-        <w:pStyle w:val="ListBullet"/>
-        <w:spacing w:line="240" w:lineRule="auto"/>
-        <w:ind w:left="720"/>
-      </w:pPr>
-      <w:r>
-        <w:rPr>
-          <w:lang w:val="zh_TW" w:bidi="zh_TW"/>
-        </w:rPr>
-      </w:r>
-      <w:r>
-        <w:rPr>
-          <w:b/>
-          <w:lang w:val="zh_TW" w:bidi="zh_TW"/>
-        </w:rPr>
-        <w:t>45:3</w:t>
-      </w:r>
-      <w:r>
-        <w:rPr>
-          <w:lang w:val="zh_TW" w:bidi="zh_TW"/>
-        </w:rPr>
-        <w:t xml:space="preserve"> </w:t>
-      </w:r>
-      <w:r>
-        <w:rPr>
-          <w:lang w:val="zh_TW" w:bidi="zh_TW"/>
-        </w:rPr>
-        <w:t>之後他說：「你們這些剛硬且</w:t>
-      </w:r>
-      <w:r>
-        <w:rPr>
-          <w:b/>
-          <w:lang w:val="zh_TW" w:bidi="zh_TW"/>
-        </w:rPr>
-        <w:t>悖逆的</w:t>
-      </w:r>
-      <w:r>
-        <w:rPr>
-          <w:lang w:val="zh_TW" w:bidi="zh_TW"/>
-        </w:rPr>
-        <w:t>人，你們總是拒絕聖靈，就像你們的祖先總是拒絕神，把祂的先知也殺了。</w:t>
-      </w:r>
-      <w:r>
-        <w:rPr>
-          <w:lang w:val="zh_TW" w:bidi="zh_TW"/>
-        </w:rPr>
-        <w:t>」</w:t>
-      </w:r>
-    </w:p>
-    <w:p>
-      <w:pPr>
         <w:pStyle w:val="Heading3"/>
       </w:pPr>
       <w:r>
@@ -2408,7 +2889,7 @@
         <w:rPr>
           <w:lang w:val="zh_TW" w:bidi="zh_TW"/>
         </w:rPr>
-        <w:t>史特朗號：H4775，H4776，H4777，H4779，H4780，H4784，H4805，H5327，H5627，H5637，H6586，H6588，H7846，G38930，G49550</w:t>
+        <w:t>史特朗號：G11390</w:t>
       </w:r>
       <w:r>
         <w:rPr>
@@ -2437,7 +2918,7 @@
         <w:rPr>
           <w:lang w:val="zh_TW" w:bidi="zh_TW"/>
         </w:rPr>
-        <w:t>被鬼附</w:t>
+        <w:t>被擄</w:t>
       </w:r>
       <w:r>
         <w:rPr>
@@ -2467,43 +2948,133 @@
         <w:rPr>
           <w:lang w:val="zh_TW" w:bidi="zh_TW"/>
         </w:rPr>
-        <w:t>被鬼附的人是指被鬼或邪靈控制，影響他們的行為和思想。</w:t>
-      </w:r>
-    </w:p>
-    <w:p>
-      <w:pPr>
-        <w:pStyle w:val="ListBullet"/>
-        <w:spacing w:line="240" w:lineRule="auto"/>
-        <w:ind w:left="720"/>
-      </w:pPr>
-      <w:r>
-        <w:rPr>
-          <w:lang w:val="zh_TW" w:bidi="zh_TW"/>
-        </w:rPr>
-      </w:r>
-      <w:r>
-        <w:rPr>
-          <w:lang w:val="zh_TW" w:bidi="zh_TW"/>
-        </w:rPr>
-        <w:t>通常，被鬼附的人會因為邪靈的操控而傷害自己或他人。</w:t>
-      </w:r>
-    </w:p>
-    <w:p>
-      <w:pPr>
-        <w:pStyle w:val="ListBullet"/>
-        <w:spacing w:line="240" w:lineRule="auto"/>
-        <w:ind w:left="720"/>
-      </w:pPr>
-      <w:r>
-        <w:rPr>
-          <w:lang w:val="zh_TW" w:bidi="zh_TW"/>
-        </w:rPr>
-      </w:r>
-      <w:r>
-        <w:rPr>
-          <w:lang w:val="zh_TW" w:bidi="zh_TW"/>
-        </w:rPr>
-        <w:t>耶穌醫治鬼附的人，祂藉著命令鬼從他們身上出來，這通常稱為「趕出」鬼。</w:t>
+        <w:t>「被擄（captive）」和「被擄掠（captivity）」這些術語指的是被捕獲並被迫生活在他們不願生活的地方的人，例如在外邦。</w:t>
+      </w:r>
+    </w:p>
+    <w:p>
+      <w:pPr>
+        <w:pStyle w:val="ListBullet"/>
+        <w:spacing w:line="240" w:lineRule="auto"/>
+        <w:ind w:left="720"/>
+      </w:pPr>
+      <w:r>
+        <w:rPr>
+          <w:lang w:val="zh_TW" w:bidi="zh_TW"/>
+        </w:rPr>
+      </w:r>
+      <w:r>
+        <w:rPr>
+          <w:lang w:val="zh_TW" w:bidi="zh_TW"/>
+        </w:rPr>
+        <w:t>猶大國的以色列人在巴比倫王國被擄70年。</w:t>
+      </w:r>
+    </w:p>
+    <w:p>
+      <w:pPr>
+        <w:pStyle w:val="ListBullet"/>
+        <w:spacing w:line="240" w:lineRule="auto"/>
+        <w:ind w:left="720"/>
+      </w:pPr>
+      <w:r>
+        <w:rPr>
+          <w:lang w:val="zh_TW" w:bidi="zh_TW"/>
+        </w:rPr>
+      </w:r>
+      <w:r>
+        <w:rPr>
+          <w:lang w:val="zh_TW" w:bidi="zh_TW"/>
+        </w:rPr>
+        <w:t>被擄的人通常被要求為俘虜他們的人或國工作。</w:t>
+      </w:r>
+    </w:p>
+    <w:p>
+      <w:pPr>
+        <w:pStyle w:val="ListBullet"/>
+        <w:spacing w:line="240" w:lineRule="auto"/>
+        <w:ind w:left="720"/>
+      </w:pPr>
+      <w:r>
+        <w:rPr>
+          <w:lang w:val="zh_TW" w:bidi="zh_TW"/>
+        </w:rPr>
+      </w:r>
+      <w:r>
+        <w:rPr>
+          <w:lang w:val="zh_TW" w:bidi="zh_TW"/>
+        </w:rPr>
+        <w:t>但以理和尼希米是以色列的被擄的人，他們為巴比倫王工作。</w:t>
+      </w:r>
+    </w:p>
+    <w:p>
+      <w:pPr>
+        <w:pStyle w:val="ListBullet"/>
+        <w:spacing w:line="240" w:lineRule="auto"/>
+        <w:ind w:left="720"/>
+      </w:pPr>
+      <w:r>
+        <w:rPr>
+          <w:lang w:val="zh_TW" w:bidi="zh_TW"/>
+        </w:rPr>
+      </w:r>
+      <w:r>
+        <w:rPr>
+          <w:lang w:val="zh_TW" w:bidi="zh_TW"/>
+        </w:rPr>
+        <w:t>「擄掠」這個表達方式是指俘虜某人的另一種說法。</w:t>
+      </w:r>
+    </w:p>
+    <w:p>
+      <w:pPr>
+        <w:pStyle w:val="ListBullet"/>
+        <w:spacing w:line="240" w:lineRule="auto"/>
+        <w:ind w:left="720"/>
+      </w:pPr>
+      <w:r>
+        <w:rPr>
+          <w:lang w:val="zh_TW" w:bidi="zh_TW"/>
+        </w:rPr>
+      </w:r>
+      <w:r>
+        <w:rPr>
+          <w:lang w:val="zh_TW" w:bidi="zh_TW"/>
+        </w:rPr>
+        <w:t>「將你們擄去」這個表達也可以翻譯為「強迫你們過被擄的生活」或「把你們帶到另一個國作為囚犯」。</w:t>
+      </w:r>
+    </w:p>
+    <w:p>
+      <w:pPr>
+        <w:pStyle w:val="ListBullet"/>
+        <w:spacing w:line="240" w:lineRule="auto"/>
+        <w:ind w:left="720"/>
+      </w:pPr>
+      <w:r>
+        <w:rPr>
+          <w:lang w:val="zh_TW" w:bidi="zh_TW"/>
+        </w:rPr>
+      </w:r>
+      <w:r>
+        <w:rPr>
+          <w:lang w:val="zh_TW" w:bidi="zh_TW"/>
+        </w:rPr>
+        <w:t>從比喻的角度來說，使徒保羅告訴基督徒要將人所有的心意「奪回」，使它都順服基督。</w:t>
+      </w:r>
+    </w:p>
+    <w:p>
+      <w:pPr>
+        <w:pStyle w:val="ListBullet"/>
+        <w:spacing w:line="240" w:lineRule="auto"/>
+        <w:ind w:left="720"/>
+      </w:pPr>
+      <w:r>
+        <w:rPr>
+          <w:lang w:val="zh_TW" w:bidi="zh_TW"/>
+        </w:rPr>
+      </w:r>
+      <w:r>
+        <w:rPr>
+          <w:lang w:val="zh_TW" w:bidi="zh_TW"/>
+        </w:rPr>
+        <w:t>保羅還談到人可能會被罪「擄去」，意思是他被罪「掌控」。</w:t>
       </w:r>
     </w:p>
     <w:p>
@@ -2514,25 +3085,79 @@
         <w:rPr>
           <w:lang w:val="zh_TW" w:bidi="zh_TW"/>
         </w:rPr>
-        <w:t>翻譯相關建議：</w:t>
-      </w:r>
-    </w:p>
-    <w:p>
-      <w:pPr>
-        <w:pStyle w:val="ListBullet"/>
-        <w:spacing w:line="240" w:lineRule="auto"/>
-        <w:ind w:left="720"/>
-      </w:pPr>
-      <w:r>
-        <w:rPr>
-          <w:lang w:val="zh_TW" w:bidi="zh_TW"/>
-        </w:rPr>
-      </w:r>
-      <w:r>
-        <w:rPr>
-          <w:lang w:val="zh_TW" w:bidi="zh_TW"/>
-        </w:rPr>
-        <w:t>翻譯這個詞的其它方式可以包括「被鬼控制」或「被邪靈控制」或「有邪靈住在裡面」。</w:t>
+        <w:t>翻譯相關建議</w:t>
+      </w:r>
+    </w:p>
+    <w:p>
+      <w:pPr>
+        <w:pStyle w:val="ListBullet"/>
+        <w:spacing w:line="240" w:lineRule="auto"/>
+        <w:ind w:left="720"/>
+      </w:pPr>
+      <w:r>
+        <w:rPr>
+          <w:lang w:val="zh_TW" w:bidi="zh_TW"/>
+        </w:rPr>
+      </w:r>
+      <w:r>
+        <w:rPr>
+          <w:lang w:val="zh_TW" w:bidi="zh_TW"/>
+        </w:rPr>
+        <w:t>根據上下文，「被擄」也可以翻譯為「不允許有自由」或「被囚禁」或「被迫在外邦生活」。</w:t>
+      </w:r>
+    </w:p>
+    <w:p>
+      <w:pPr>
+        <w:pStyle w:val="ListBullet"/>
+        <w:spacing w:line="240" w:lineRule="auto"/>
+        <w:ind w:left="720"/>
+      </w:pPr>
+      <w:r>
+        <w:rPr>
+          <w:lang w:val="zh_TW" w:bidi="zh_TW"/>
+        </w:rPr>
+      </w:r>
+      <w:r>
+        <w:rPr>
+          <w:lang w:val="zh_TW" w:bidi="zh_TW"/>
+        </w:rPr>
+        <w:t>「被擄」或「被擄掠」的表達可以翻譯為「被捕」或「被囚禁」或「被迫前往外邦」。</w:t>
+      </w:r>
+    </w:p>
+    <w:p>
+      <w:pPr>
+        <w:pStyle w:val="ListBullet"/>
+        <w:spacing w:line="240" w:lineRule="auto"/>
+        <w:ind w:left="720"/>
+      </w:pPr>
+      <w:r>
+        <w:rPr>
+          <w:lang w:val="zh_TW" w:bidi="zh_TW"/>
+        </w:rPr>
+      </w:r>
+      <w:r>
+        <w:rPr>
+          <w:lang w:val="zh_TW" w:bidi="zh_TW"/>
+        </w:rPr>
+        <w:t>「被擄的人（captives）」一詞也可以翻譯為「被擄的人（people who were captured）」或「被奴役的人（enslaved people）」。</w:t>
+      </w:r>
+    </w:p>
+    <w:p>
+      <w:pPr>
+        <w:pStyle w:val="ListBullet"/>
+        <w:spacing w:line="240" w:lineRule="auto"/>
+        <w:ind w:left="720"/>
+      </w:pPr>
+      <w:r>
+        <w:rPr>
+          <w:lang w:val="zh_TW" w:bidi="zh_TW"/>
+        </w:rPr>
+      </w:r>
+      <w:r>
+        <w:rPr>
+          <w:lang w:val="zh_TW" w:bidi="zh_TW"/>
+        </w:rPr>
+        <w:t>根據上下文，「被擄掠（captivity）」也可以翻譯為「囚禁」或「被擄（exile）」或「被迫留在外邦」。</w:t>
       </w:r>
     </w:p>
     <w:p>
@@ -2552,392 +3177,14 @@
         <w:rPr>
           <w:lang w:val="zh_TW" w:bidi="zh_TW"/>
         </w:rPr>
-        <w:t>鬼</w:t>
-      </w:r>
-      <w:r>
-        <w:rPr>
-          <w:lang w:val="zh_TW" w:bidi="zh_TW"/>
-        </w:rPr>
-        <w:t>）</w:t>
-      </w:r>
-    </w:p>
-    <w:p>
-      <w:pPr>
-        <w:pStyle w:val="Heading3"/>
-      </w:pPr>
-      <w:r>
-        <w:rPr>
-          <w:lang w:val="zh_TW" w:bidi="zh_TW"/>
-        </w:rPr>
-        <w:t>參考經文：</w:t>
-      </w:r>
-    </w:p>
-    <w:p>
-      <w:pPr>
-        <w:pStyle w:val="ListBullet"/>
-        <w:spacing w:line="240" w:lineRule="auto"/>
-        <w:ind w:left="720"/>
-      </w:pPr>
-      <w:r>
-        <w:rPr>
-          <w:lang w:val="zh_TW" w:bidi="zh_TW"/>
-        </w:rPr>
-      </w:r>
-      <w:r>
-        <w:rPr>
-          <w:lang w:val="zh_TW" w:bidi="zh_TW"/>
-        </w:rPr>
-        <w:t>馬可福音1:32</w:t>
-      </w:r>
-    </w:p>
-    <w:p>
-      <w:pPr>
-        <w:pStyle w:val="ListBullet"/>
-        <w:spacing w:line="240" w:lineRule="auto"/>
-        <w:ind w:left="720"/>
-      </w:pPr>
-      <w:r>
-        <w:rPr>
-          <w:lang w:val="zh_TW" w:bidi="zh_TW"/>
-        </w:rPr>
-      </w:r>
-      <w:r>
-        <w:rPr>
-          <w:lang w:val="zh_TW" w:bidi="zh_TW"/>
-        </w:rPr>
-        <w:t>馬太福音4:24</w:t>
-      </w:r>
-    </w:p>
-    <w:p>
-      <w:pPr>
-        <w:pStyle w:val="ListBullet"/>
-        <w:spacing w:line="240" w:lineRule="auto"/>
-        <w:ind w:left="720"/>
-      </w:pPr>
-      <w:r>
-        <w:rPr>
-          <w:lang w:val="zh_TW" w:bidi="zh_TW"/>
-        </w:rPr>
-      </w:r>
-      <w:r>
-        <w:rPr>
-          <w:lang w:val="zh_TW" w:bidi="zh_TW"/>
-        </w:rPr>
-        <w:t>馬太福音8:16</w:t>
-      </w:r>
-    </w:p>
-    <w:p>
-      <w:pPr>
-        <w:pStyle w:val="ListBullet"/>
-        <w:spacing w:line="240" w:lineRule="auto"/>
-        <w:ind w:left="720"/>
-      </w:pPr>
-      <w:r>
-        <w:rPr>
-          <w:lang w:val="zh_TW" w:bidi="zh_TW"/>
-        </w:rPr>
-      </w:r>
-      <w:r>
-        <w:rPr>
-          <w:lang w:val="zh_TW" w:bidi="zh_TW"/>
-        </w:rPr>
-        <w:t>馬太福音8:33</w:t>
-      </w:r>
-    </w:p>
-    <w:p>
-      <w:pPr>
-        <w:pStyle w:val="Heading3"/>
-      </w:pPr>
-      <w:r>
-        <w:rPr>
-          <w:lang w:val="zh_TW" w:bidi="zh_TW"/>
-        </w:rPr>
-        <w:t>聖經開卷故事集裡的例子：</w:t>
-      </w:r>
-    </w:p>
-    <w:p>
-      <w:pPr>
-        <w:pStyle w:val="ListBullet"/>
-        <w:spacing w:line="240" w:lineRule="auto"/>
-        <w:ind w:left="720"/>
-      </w:pPr>
-      <w:r>
-        <w:rPr>
-          <w:lang w:val="zh_TW" w:bidi="zh_TW"/>
-        </w:rPr>
-      </w:r>
-      <w:r>
-        <w:rPr>
-          <w:b/>
-          <w:lang w:val="zh_TW" w:bidi="zh_TW"/>
-        </w:rPr>
-        <w:t>26:9</w:t>
-      </w:r>
-      <w:r>
-        <w:rPr>
-          <w:lang w:val="zh_TW" w:bidi="zh_TW"/>
-        </w:rPr>
-        <w:t xml:space="preserve"> 很多被</w:t>
-      </w:r>
-      <w:r>
-        <w:rPr>
-          <w:b/>
-          <w:lang w:val="zh_TW" w:bidi="zh_TW"/>
-        </w:rPr>
-        <w:t>鬼附身</w:t>
-      </w:r>
-      <w:r>
-        <w:rPr>
-          <w:lang w:val="zh_TW" w:bidi="zh_TW"/>
-        </w:rPr>
-        <w:t>的人也被帶到耶穌面前。</w:t>
-      </w:r>
-    </w:p>
-    <w:p>
-      <w:pPr>
-        <w:pStyle w:val="ListBullet"/>
-        <w:spacing w:line="240" w:lineRule="auto"/>
-        <w:ind w:left="720"/>
-      </w:pPr>
-      <w:r>
-        <w:rPr>
-          <w:lang w:val="zh_TW" w:bidi="zh_TW"/>
-        </w:rPr>
-      </w:r>
-      <w:r>
-        <w:rPr>
-          <w:b/>
-          <w:lang w:val="zh_TW" w:bidi="zh_TW"/>
-        </w:rPr>
-        <w:t>32:2</w:t>
-      </w:r>
-      <w:r>
-        <w:rPr>
-          <w:lang w:val="zh_TW" w:bidi="zh_TW"/>
-        </w:rPr>
-        <w:t xml:space="preserve"> 當他們到達湖的另一邊時，一個</w:t>
-      </w:r>
-      <w:r>
-        <w:rPr>
-          <w:b/>
-          <w:lang w:val="zh_TW" w:bidi="zh_TW"/>
-        </w:rPr>
-        <w:t>被鬼附身</w:t>
-      </w:r>
-      <w:r>
-        <w:rPr>
-          <w:lang w:val="zh_TW" w:bidi="zh_TW"/>
-        </w:rPr>
-        <w:t>的人跑向耶穌。</w:t>
-      </w:r>
-    </w:p>
-    <w:p>
-      <w:pPr>
-        <w:pStyle w:val="ListBullet"/>
-        <w:spacing w:line="240" w:lineRule="auto"/>
-        <w:ind w:left="720"/>
-      </w:pPr>
-      <w:r>
-        <w:rPr>
-          <w:lang w:val="zh_TW" w:bidi="zh_TW"/>
-        </w:rPr>
-      </w:r>
-      <w:r>
-        <w:rPr>
-          <w:b/>
-          <w:lang w:val="zh_TW" w:bidi="zh_TW"/>
-        </w:rPr>
-        <w:t>32:6</w:t>
-      </w:r>
-      <w:r>
-        <w:rPr>
-          <w:lang w:val="zh_TW" w:bidi="zh_TW"/>
-        </w:rPr>
-        <w:t xml:space="preserve"> </w:t>
-      </w:r>
-      <w:r>
-        <w:rPr>
-          <w:lang w:val="zh_TW" w:bidi="zh_TW"/>
-        </w:rPr>
-        <w:t>這人</w:t>
-      </w:r>
-      <w:r>
-        <w:rPr>
-          <w:b/>
-          <w:lang w:val="zh_TW" w:bidi="zh_TW"/>
-        </w:rPr>
-        <w:t>身上的惡鬼</w:t>
-      </w:r>
-      <w:r>
-        <w:rPr>
-          <w:lang w:val="zh_TW" w:bidi="zh_TW"/>
-        </w:rPr>
-        <w:t>大叫說道，「至高神的兒子耶穌，我與你有什麼相干？請不要叫我受苦！」</w:t>
-      </w:r>
-    </w:p>
-    <w:p>
-      <w:pPr>
-        <w:pStyle w:val="ListBullet"/>
-        <w:spacing w:line="240" w:lineRule="auto"/>
-        <w:ind w:left="720"/>
-      </w:pPr>
-      <w:r>
-        <w:rPr>
-          <w:lang w:val="zh_TW" w:bidi="zh_TW"/>
-        </w:rPr>
-      </w:r>
-      <w:r>
-        <w:rPr>
-          <w:b/>
-          <w:lang w:val="zh_TW" w:bidi="zh_TW"/>
-        </w:rPr>
-        <w:t>32:9</w:t>
-      </w:r>
-      <w:r>
-        <w:rPr>
-          <w:lang w:val="zh_TW" w:bidi="zh_TW"/>
-        </w:rPr>
-        <w:t xml:space="preserve"> </w:t>
-      </w:r>
-      <w:r>
-        <w:rPr>
-          <w:lang w:val="zh_TW" w:bidi="zh_TW"/>
-        </w:rPr>
-        <w:t>城裡的人都跑來看那曾</w:t>
-      </w:r>
-      <w:r>
-        <w:rPr>
-          <w:b/>
-          <w:lang w:val="zh_TW" w:bidi="zh_TW"/>
-        </w:rPr>
-        <w:t>被鬼附</w:t>
-      </w:r>
-      <w:r>
-        <w:rPr>
-          <w:lang w:val="zh_TW" w:bidi="zh_TW"/>
-        </w:rPr>
-        <w:t>的人</w:t>
-      </w:r>
-      <w:r>
-        <w:rPr>
-          <w:lang w:val="zh_TW" w:bidi="zh_TW"/>
-        </w:rPr>
-        <w:t>。</w:t>
-      </w:r>
-    </w:p>
-    <w:p>
-      <w:pPr>
-        <w:pStyle w:val="ListBullet"/>
-        <w:spacing w:line="240" w:lineRule="auto"/>
-        <w:ind w:left="720"/>
-      </w:pPr>
-      <w:r>
-        <w:rPr>
-          <w:lang w:val="zh_TW" w:bidi="zh_TW"/>
-        </w:rPr>
-      </w:r>
-      <w:r>
-        <w:rPr>
-          <w:b/>
-          <w:lang w:val="zh_TW" w:bidi="zh_TW"/>
-        </w:rPr>
-        <w:t>47:3</w:t>
-      </w:r>
-      <w:r>
-        <w:rPr>
-          <w:lang w:val="zh_TW" w:bidi="zh_TW"/>
-        </w:rPr>
-        <w:t xml:space="preserve"> </w:t>
-      </w:r>
-      <w:r>
-        <w:rPr>
-          <w:lang w:val="zh_TW" w:bidi="zh_TW"/>
-        </w:rPr>
-        <w:t>每天，他們</w:t>
-      </w:r>
-      <w:r>
-        <w:rPr>
-          <w:lang w:val="zh_TW" w:bidi="zh_TW"/>
-        </w:rPr>
-        <w:t>（保羅和西拉）</w:t>
-      </w:r>
-      <w:r>
-        <w:rPr>
-          <w:lang w:val="zh_TW" w:bidi="zh_TW"/>
-        </w:rPr>
-        <w:t>走到那裡的時候，就有一個</w:t>
-      </w:r>
-      <w:r>
-        <w:rPr>
-          <w:b/>
-          <w:lang w:val="zh_TW" w:bidi="zh_TW"/>
-        </w:rPr>
-        <w:t>被鬼附身</w:t>
-      </w:r>
-      <w:r>
-        <w:rPr>
-          <w:lang w:val="zh_TW" w:bidi="zh_TW"/>
-        </w:rPr>
-        <w:t>的使女跟著他們</w:t>
-      </w:r>
-      <w:r>
-        <w:rPr>
-          <w:lang w:val="zh_TW" w:bidi="zh_TW"/>
-        </w:rPr>
-        <w:t>。</w:t>
-      </w:r>
-    </w:p>
-    <w:p>
-      <w:pPr>
-        <w:pStyle w:val="Heading3"/>
-      </w:pPr>
-      <w:r>
-        <w:rPr>
-          <w:lang w:val="zh_TW" w:bidi="zh_TW"/>
-        </w:rPr>
-        <w:t>原文參照：</w:t>
-      </w:r>
-    </w:p>
-    <w:p>
-      <w:pPr>
-        <w:pStyle w:val="ListBullet"/>
-        <w:spacing w:line="240" w:lineRule="auto"/>
-        <w:ind w:left="720"/>
-      </w:pPr>
-      <w:r>
-        <w:rPr>
-          <w:lang w:val="zh_TW" w:bidi="zh_TW"/>
-        </w:rPr>
-      </w:r>
-      <w:r>
-        <w:rPr>
-          <w:lang w:val="zh_TW" w:bidi="zh_TW"/>
-        </w:rPr>
-        <w:t>史特朗號：G11390</w:t>
-      </w:r>
-      <w:r>
-        <w:rPr>
-          <w:lang w:val="zh_TW" w:bidi="zh_TW"/>
-        </w:rPr>
-      </w:r>
-      <w:r>
-        <w:rPr>
-          <w:lang w:val="zh_TW" w:bidi="zh_TW"/>
-        </w:rPr>
-      </w:r>
-    </w:p>
-    <w:p>
-      <w:pPr/>
-      <w:r>
-        <w:rPr>
-          <w:lang w:val="zh_TW" w:bidi="zh_TW"/>
-        </w:rPr>
-      </w:r>
-    </w:p>
-    <w:p>
-      <w:pPr>
-        <w:pStyle w:val="Heading2"/>
-      </w:pPr>
+        <w:t>巴比倫</w:t>
+      </w:r>
+      <w:r>
+        <w:rPr>
+          <w:lang w:val="zh_TW" w:bidi="zh_TW"/>
+        </w:rPr>
+        <w:t>，</w:t>
+      </w:r>
       <w:r>
         <w:rPr>
           <w:lang w:val="zh_TW" w:bidi="zh_TW"/>
@@ -2948,290 +3195,7 @@
         <w:rPr>
           <w:lang w:val="zh_TW" w:bidi="zh_TW"/>
         </w:rPr>
-      </w:r>
-    </w:p>
-    <w:p>
-      <w:pPr>
-        <w:pStyle w:val="Heading3"/>
-      </w:pPr>
-      <w:r>
-        <w:rPr>
-          <w:lang w:val="zh_TW" w:bidi="zh_TW"/>
-        </w:rPr>
-        <w:t>定義：</w:t>
-      </w:r>
-    </w:p>
-    <w:p>
-      <w:pPr/>
-      <w:r>
-        <w:rPr>
-          <w:lang w:val="zh_TW" w:bidi="zh_TW"/>
-        </w:rPr>
-      </w:r>
-      <w:r>
-        <w:rPr>
-          <w:lang w:val="zh_TW" w:bidi="zh_TW"/>
-        </w:rPr>
-        <w:t>「被擄（captive）」和「被擄掠（captivity）」這些術語指的是被捕獲並被迫生活在他們不願生活的地方的人，例如在外邦。</w:t>
-      </w:r>
-    </w:p>
-    <w:p>
-      <w:pPr>
-        <w:pStyle w:val="ListBullet"/>
-        <w:spacing w:line="240" w:lineRule="auto"/>
-        <w:ind w:left="720"/>
-      </w:pPr>
-      <w:r>
-        <w:rPr>
-          <w:lang w:val="zh_TW" w:bidi="zh_TW"/>
-        </w:rPr>
-      </w:r>
-      <w:r>
-        <w:rPr>
-          <w:lang w:val="zh_TW" w:bidi="zh_TW"/>
-        </w:rPr>
-        <w:t>猶大國的以色列人在巴比倫王國被擄70年。</w:t>
-      </w:r>
-    </w:p>
-    <w:p>
-      <w:pPr>
-        <w:pStyle w:val="ListBullet"/>
-        <w:spacing w:line="240" w:lineRule="auto"/>
-        <w:ind w:left="720"/>
-      </w:pPr>
-      <w:r>
-        <w:rPr>
-          <w:lang w:val="zh_TW" w:bidi="zh_TW"/>
-        </w:rPr>
-      </w:r>
-      <w:r>
-        <w:rPr>
-          <w:lang w:val="zh_TW" w:bidi="zh_TW"/>
-        </w:rPr>
-        <w:t>被擄的人通常被要求為俘虜他們的人或國工作。</w:t>
-      </w:r>
-    </w:p>
-    <w:p>
-      <w:pPr>
-        <w:pStyle w:val="ListBullet"/>
-        <w:spacing w:line="240" w:lineRule="auto"/>
-        <w:ind w:left="720"/>
-      </w:pPr>
-      <w:r>
-        <w:rPr>
-          <w:lang w:val="zh_TW" w:bidi="zh_TW"/>
-        </w:rPr>
-      </w:r>
-      <w:r>
-        <w:rPr>
-          <w:lang w:val="zh_TW" w:bidi="zh_TW"/>
-        </w:rPr>
-        <w:t>但以理和尼希米是以色列的被擄的人，他們為巴比倫王工作。</w:t>
-      </w:r>
-    </w:p>
-    <w:p>
-      <w:pPr>
-        <w:pStyle w:val="ListBullet"/>
-        <w:spacing w:line="240" w:lineRule="auto"/>
-        <w:ind w:left="720"/>
-      </w:pPr>
-      <w:r>
-        <w:rPr>
-          <w:lang w:val="zh_TW" w:bidi="zh_TW"/>
-        </w:rPr>
-      </w:r>
-      <w:r>
-        <w:rPr>
-          <w:lang w:val="zh_TW" w:bidi="zh_TW"/>
-        </w:rPr>
-        <w:t>「擄掠」這個表達方式是指俘虜某人的另一種說法。</w:t>
-      </w:r>
-    </w:p>
-    <w:p>
-      <w:pPr>
-        <w:pStyle w:val="ListBullet"/>
-        <w:spacing w:line="240" w:lineRule="auto"/>
-        <w:ind w:left="720"/>
-      </w:pPr>
-      <w:r>
-        <w:rPr>
-          <w:lang w:val="zh_TW" w:bidi="zh_TW"/>
-        </w:rPr>
-      </w:r>
-      <w:r>
-        <w:rPr>
-          <w:lang w:val="zh_TW" w:bidi="zh_TW"/>
-        </w:rPr>
-        <w:t>「將你們擄去」這個表達也可以翻譯為「強迫你們過被擄的生活」或「把你們帶到另一個國作為囚犯」。</w:t>
-      </w:r>
-    </w:p>
-    <w:p>
-      <w:pPr>
-        <w:pStyle w:val="ListBullet"/>
-        <w:spacing w:line="240" w:lineRule="auto"/>
-        <w:ind w:left="720"/>
-      </w:pPr>
-      <w:r>
-        <w:rPr>
-          <w:lang w:val="zh_TW" w:bidi="zh_TW"/>
-        </w:rPr>
-      </w:r>
-      <w:r>
-        <w:rPr>
-          <w:lang w:val="zh_TW" w:bidi="zh_TW"/>
-        </w:rPr>
-        <w:t>從比喻的角度來說，使徒保羅告訴基督徒要將人所有的心意「奪回」，使它都順服基督。</w:t>
-      </w:r>
-    </w:p>
-    <w:p>
-      <w:pPr>
-        <w:pStyle w:val="ListBullet"/>
-        <w:spacing w:line="240" w:lineRule="auto"/>
-        <w:ind w:left="720"/>
-      </w:pPr>
-      <w:r>
-        <w:rPr>
-          <w:lang w:val="zh_TW" w:bidi="zh_TW"/>
-        </w:rPr>
-      </w:r>
-      <w:r>
-        <w:rPr>
-          <w:lang w:val="zh_TW" w:bidi="zh_TW"/>
-        </w:rPr>
-        <w:t>保羅還談到人可能會被罪「擄去」，意思是他被罪「掌控」。</w:t>
-      </w:r>
-    </w:p>
-    <w:p>
-      <w:pPr>
-        <w:pStyle w:val="Heading3"/>
-      </w:pPr>
-      <w:r>
-        <w:rPr>
-          <w:lang w:val="zh_TW" w:bidi="zh_TW"/>
-        </w:rPr>
-        <w:t>翻譯相關建議</w:t>
-      </w:r>
-    </w:p>
-    <w:p>
-      <w:pPr>
-        <w:pStyle w:val="ListBullet"/>
-        <w:spacing w:line="240" w:lineRule="auto"/>
-        <w:ind w:left="720"/>
-      </w:pPr>
-      <w:r>
-        <w:rPr>
-          <w:lang w:val="zh_TW" w:bidi="zh_TW"/>
-        </w:rPr>
-      </w:r>
-      <w:r>
-        <w:rPr>
-          <w:lang w:val="zh_TW" w:bidi="zh_TW"/>
-        </w:rPr>
-        <w:t>根據上下文，「被擄」也可以翻譯為「不允許有自由」或「被囚禁」或「被迫在外邦生活」。</w:t>
-      </w:r>
-    </w:p>
-    <w:p>
-      <w:pPr>
-        <w:pStyle w:val="ListBullet"/>
-        <w:spacing w:line="240" w:lineRule="auto"/>
-        <w:ind w:left="720"/>
-      </w:pPr>
-      <w:r>
-        <w:rPr>
-          <w:lang w:val="zh_TW" w:bidi="zh_TW"/>
-        </w:rPr>
-      </w:r>
-      <w:r>
-        <w:rPr>
-          <w:lang w:val="zh_TW" w:bidi="zh_TW"/>
-        </w:rPr>
-        <w:t>「被擄」或「被擄掠」的表達可以翻譯為「被捕」或「被囚禁」或「被迫前往外邦」。</w:t>
-      </w:r>
-    </w:p>
-    <w:p>
-      <w:pPr>
-        <w:pStyle w:val="ListBullet"/>
-        <w:spacing w:line="240" w:lineRule="auto"/>
-        <w:ind w:left="720"/>
-      </w:pPr>
-      <w:r>
-        <w:rPr>
-          <w:lang w:val="zh_TW" w:bidi="zh_TW"/>
-        </w:rPr>
-      </w:r>
-      <w:r>
-        <w:rPr>
-          <w:lang w:val="zh_TW" w:bidi="zh_TW"/>
-        </w:rPr>
-        <w:t>「被擄的人（captives）」一詞也可以翻譯為「被擄的人（people who were captured）」或「被奴役的人（enslaved people）」。</w:t>
-      </w:r>
-    </w:p>
-    <w:p>
-      <w:pPr>
-        <w:pStyle w:val="ListBullet"/>
-        <w:spacing w:line="240" w:lineRule="auto"/>
-        <w:ind w:left="720"/>
-      </w:pPr>
-      <w:r>
-        <w:rPr>
-          <w:lang w:val="zh_TW" w:bidi="zh_TW"/>
-        </w:rPr>
-      </w:r>
-      <w:r>
-        <w:rPr>
-          <w:lang w:val="zh_TW" w:bidi="zh_TW"/>
-        </w:rPr>
-        <w:t>根據上下文，「被擄掠（captivity）」也可以翻譯為「囚禁」或「被擄（exile）」或「被迫留在外邦」。</w:t>
-      </w:r>
-    </w:p>
-    <w:p>
-      <w:pPr/>
-      <w:r>
-        <w:rPr>
-          <w:lang w:val="zh_TW" w:bidi="zh_TW"/>
-        </w:rPr>
-      </w:r>
-      <w:r>
-        <w:rPr>
-          <w:lang w:val="zh_TW" w:bidi="zh_TW"/>
-        </w:rPr>
-        <w:t>（另見：</w:t>
-      </w:r>
-      <w:r>
-        <w:rPr>
-          <w:lang w:val="zh_TW" w:bidi="zh_TW"/>
-        </w:rPr>
-        <w:t>巴比倫</w:t>
-      </w:r>
-      <w:r>
-        <w:rPr>
-          <w:lang w:val="zh_TW" w:bidi="zh_TW"/>
-        </w:rPr>
-        <w:t>，</w:t>
-      </w:r>
-      <w:r>
-        <w:rPr>
-          <w:lang w:val="zh_TW" w:bidi="zh_TW"/>
-        </w:rPr>
-        <w:t>被擄</w:t>
-      </w:r>
-      <w:r>
-        <w:rPr>
-          <w:lang w:val="zh_TW" w:bidi="zh_TW"/>
-        </w:rPr>
-        <w:t>，</w:t>
-      </w:r>
-      <w:r>
-        <w:rPr>
-          <w:lang w:val="zh_TW" w:bidi="zh_TW"/>
-        </w:rPr>
-        <w:t>監獄</w:t>
-      </w:r>
-      <w:r>
-        <w:rPr>
-          <w:lang w:val="zh_TW" w:bidi="zh_TW"/>
-        </w:rPr>
-        <w:t>，</w:t>
+        <w:t>，監獄，</w:t>
       </w:r>
       <w:r>
         <w:rPr>
